--- a/public/papers/shakespeare-in-the-republic-paper.docx
+++ b/public/papers/shakespeare-in-the-republic-paper.docx
@@ -47,7 +47,7 @@
         <w:pStyle w:val="Abstract"/>
       </w:pPr>
       <w:r>
-        <w:t xml:space="preserve">Six Founding Fathers — Adams, Franklin, Hamilton, Jefferson, Madison, Washington — left 68,807 documents totalling 24.6 million words; Shakespeare’s complete works comprise 38 documents and 891,092 words. This paper applies the corpus-linguistic methodology of Stefanowitsch (2020) to the asymmetric question of Shakespearean influence on these six writers: which features of Shakespeare’s language persist in the Founders’ writing, in whom, and to what extent? Eight case studies — keyword analysis (G log-likelihood), sample-size-matched lexical richness (MSTTR / HTR / Yule’s K), differential collocates of politically loaded abstract nouns, personal-reference profiles, diachronic archaic-form survival, metaphorical-pattern analysis, Configural Frequency Analysis on stylometric features, and a reanalysis of 24 phrases widely attributed to Shakespeare in popular and scholarly compilations — converge on three findings. First,</w:t>
+        <w:t xml:space="preserve">Six Founding Fathers (Adams, Franklin, Hamilton, Jefferson, Madison, Washington) wrote a combined 24.6 million words across their surviving correspondence; Shakespeare’s complete works comprise 38 documents and 891,092 words. This paper applies the corpus-linguistic methodology of Stefanowitsch (2020) to the asymmetric question of Shakespearean influence on these six writers: which features of Shakespeare’s language persist in the Founders’ writing, in whom, and to what extent? Seven statistical and stylistic case studies (keyword analysis, sample-size-matched lexical richness, differential collocates of politically loaded abstract nouns, personal-reference profiles, diachronic archaic-form survival, metaphorical-pattern analysis, Configural Frequency Analysis on stylometric features), a reanalysis of 24 phrases widely attributed to Shakespeare, and three evidence-based per-million-word measures added in the methodology-v2 expansion (verified catalogue references, thematic character invocations, MEDIUM-confidence candidate-echo density) are combined in an eleven-method convergence framework. Three findings emerge. First,</w:t>
       </w:r>
       <w:r>
         <w:t xml:space="preserve"> </w:t>
@@ -57,13 +57,13 @@
           <w:b/>
           <w:bCs/>
         </w:rPr>
-        <w:t xml:space="preserve">Franklin and Adams are statistically tied at the top of a composite influence ranking</w:t>
-      </w:r>
-      <w:r>
-        <w:t xml:space="preserve"> </w:t>
-      </w:r>
-      <w:r>
-        <w:t xml:space="preserve">(0.786 vs 0.762, ≈3% apart) on seven percentile-ranked components; six independent methodologies put one of them first or second and Hamilton last. Second,</w:t>
+        <w:t xml:space="preserve">John Adams leads the composite influence ranking</w:t>
+      </w:r>
+      <w:r>
+        <w:t xml:space="preserve"> </w:t>
+      </w:r>
+      <w:r>
+        <w:t xml:space="preserve">(0.88), with Benjamin Franklin a step behind (0.76); Jefferson (0.68), Washington (0.28), Hamilton (0.22), and Madison (0.18) follow. Adams ranks first on six of the eleven methods, including all three evidence-based measures; Franklin ranks first on five statistical/stylistic methods. Second,</w:t>
       </w:r>
       <w:r>
         <w:t xml:space="preserve"> </w:t>
@@ -73,7 +73,7 @@
           <w:b/>
           <w:bCs/>
         </w:rPr>
-        <w:t xml:space="preserve">they absorbed Shakespeare in distinct</w:t>
+        <w:t xml:space="preserve">the two leaders absorbed Shakespeare in distinct</w:t>
       </w:r>
       <w:r>
         <w:rPr>
@@ -92,7 +92,7 @@
         <w:t xml:space="preserve">modes</w:t>
       </w:r>
       <w:r>
-        <w:t xml:space="preserve">: Adams citationally (named-phrase usage, the widest Shakespeare-distinctive vocabulary, explicit textual reference) and Franklin habitually (the highest archaic-form density, the closest pronoun- and metaphor-profiles to Shakespeare, the greatest CFA stylistic-type overlap). Third,</w:t>
+        <w:t xml:space="preserve">: Adams citationally (61 verbatim quotations and 48 by-name references across his life, the widest Shakespeare-distinctive vocabulary, explicit textual reference) and Franklin habitually (the highest archaic-form density, the closest pronoun- and metaphor-profiles to Shakespeare, the greatest CFA stylistic-type overlap). Third,</w:t>
       </w:r>
       <w:r>
         <w:t xml:space="preserve"> </w:t>
@@ -131,7 +131,7 @@
         <w:t xml:space="preserve">the collocational worlds diverge systematically</w:t>
       </w:r>
       <w:r>
-        <w:t xml:space="preserve">: the Founders inherited Shakespeare’s lexis and rebuilt the conceptual content. Two methodological cautions emerge from the case studies: naïve vocabulary-richness comparisons between corpora of unequal size systematically misstate the result (size-matched MSTTR falls within 0.03 across all seven corpora, all effect sizes φ &lt; 0.10; Yule’s K reverses the direction), and of 24 phrases popularly attributed to Shakespeare only four (</w:t>
+        <w:t xml:space="preserve">: the Founders inherited Shakespeare’s lexis and rebuilt the conceptual content. Two methodological cautions emerge: naïve vocabulary-richness comparisons between corpora of unequal size systematically misstate the result, and of 24 phrases popularly attributed to Shakespeare only four (</w:t>
       </w:r>
       <w:r>
         <w:rPr>
@@ -141,7 +141,7 @@
         <w:t xml:space="preserve">I had rather, flesh and blood, pound of flesh, et tu Brute</w:t>
       </w:r>
       <w:r>
-        <w:t xml:space="preserve">) survive Bonferroni correction as statistically Shakespeare-distinctive in the two-corpus comparison.</w:t>
+        <w:t xml:space="preserve">) survive Bonferroni correction as Shakespeare-distinctive in the two-corpus comparison.</w:t>
       </w:r>
     </w:p>
     <w:sdt>
@@ -392,7 +392,7 @@
         </w:numPr>
       </w:pPr>
       <w:r>
-        <w:t xml:space="preserve">Appendix A — Operationalisation summary</w:t>
+        <w:t xml:space="preserve">Appendix A: Operationalisation summary</w:t>
       </w:r>
     </w:p>
     <w:p>
@@ -404,7 +404,7 @@
         </w:numPr>
       </w:pPr>
       <w:r>
-        <w:t xml:space="preserve">Appendix B — Per-Founder summary tables and reproducibility chain</w:t>
+        <w:t xml:space="preserve">Appendix B: Per-Founder summary tables and reproducibility chain</w:t>
       </w:r>
     </w:p>
     <w:p>
@@ -460,7 +460,7 @@
           <w:b/>
           <w:bCs/>
         </w:rPr>
-        <w:t xml:space="preserve">to what extent, and in what specific ways, does the language of William Shakespeare persist in the writings of the six American Founders most central to the formation of the republic — John Adams, Benjamin Franklin, Alexander Hamilton, Thomas Jefferson, James Madison, and George Washington?</w:t>
+        <w:t xml:space="preserve">to what extent, and in what specific ways, does the language of William Shakespeare persist in the writings of the six American Founders most central to the formation of the republic, John Adams, Benjamin Franklin, Alexander Hamilton, Thomas Jefferson, James Madison, and George Washington?</w:t>
       </w:r>
       <w:r>
         <w:t xml:space="preserve"> </w:t>
@@ -756,7 +756,7 @@
         <w:t xml:space="preserve"> </w:t>
       </w:r>
       <w:r>
-        <w:t xml:space="preserve">are inherited words; whether they are inherited concepts is an empirical matter. Second, for corpus linguists, the data set is unusually well-suited to a methodologically rigorous demonstration of Stefanowitsch’s (2020) framework applied to a literary-historical influence question — large enough that effect sizes rather than significance carry the analytical weight (Stefanowitsch §6.5), heterogeneous enough across six authors that individual variation is recoverable, and small enough that the entire corpus fits in memory and every claim is traceable to a row in a CSV file.</w:t>
+        <w:t xml:space="preserve">are inherited words; whether they are inherited concepts is an empirical matter. Second, for corpus linguists, the data set is unusually well-suited to a methodologically rigorous demonstration of Stefanowitsch’s (2020) framework applied to a literary-historical influence question, large enough that effect sizes rather than significance carry the analytical weight (Stefanowitsch §6.5), heterogeneous enough across six authors that individual variation is recoverable, and small enough that the entire corpus fits in memory and every claim is traceable to a row in a CSV file.</w:t>
       </w:r>
     </w:p>
     <w:bookmarkEnd w:id="11"/>
@@ -782,7 +782,7 @@
         <w:pStyle w:val="BodyText"/>
       </w:pPr>
       <w:r>
-        <w:t xml:space="preserve">Corpus-linguistics supplies the machinery for the empirical version of the question. Stefanowitsch (2020) — used here as the methodological reference text — supplies G log-likelihood keyword analysis (§7.1.3.3), Pearson χ² (§7.1.3.1), Fisher’s exact (§7.1.3.5), Cramer’s V (§6.6), effect-size verbal scales (§6.5), differential collocate analysis (Table 7.12), Configural Frequency Analysis (§6.6.2.2), keyword analysis with both-corpus framing (Ch 10), metaphorical-pattern analysis (Ch 11.2.2), and diachronic methodology (§§8.2.5, 10.2.5). Gries (2013, 2016a, 2016b) and Gries &amp; Paquot (2020) provide the writing template — research-question, methods (operationalisation, retrieval, software, filtering, statistical-tests), results (summary, graphic, significance with df and p, effect size), and discussion — followed here at the level of every case study. Catalogues of phrases attributed to Shakespeare in popular and scholarly compilations (Levin 1983; Crystal 2008; Crystal &amp; Crystal 2002) supply the candidate phrase list for CS8.</w:t>
+        <w:t xml:space="preserve">Corpus-linguistics supplies the machinery for the empirical version of the question. Stefanowitsch (2020) (used here as the methodological reference text) supplies G log-likelihood keyword analysis (§7.1.3.3), Pearson χ² (§7.1.3.1), Fisher’s exact (§7.1.3.5), Cramer’s V (§6.6), effect-size verbal scales (§6.5), differential collocate analysis (Table 7.12), Configural Frequency Analysis (§6.6.2.2), keyword analysis with both-corpus framing (Ch 10), metaphorical-pattern analysis (Ch 11.2.2), and diachronic methodology (§§8.2.5, 10.2.5). Gries (2013, 2016a, 2016b) and Gries &amp; Paquot (2020) provide the writing template, research-question, methods (operationalisation, retrieval, software, filtering, statistical-tests), results (summary, graphic, significance with df and p, effect size), and discussion, followed here at the level of every case study. Catalogues of phrases attributed to Shakespeare in popular and scholarly compilations (Levin 1983; Crystal 2008; Crystal &amp; Crystal 2002) supply the candidate phrase list for CS8.</w:t>
       </w:r>
     </w:p>
     <w:bookmarkEnd w:id="12"/>
@@ -822,7 +822,7 @@
         <w:t xml:space="preserve"> </w:t>
       </w:r>
       <w:r>
-        <w:t xml:space="preserve">Vocabulary-richness comparisons between corpora of unequal size systematically misstate the result; with sample-size matching at Shakespeare’s token count (Stefanowitsch §9.1), MSTTR effect sizes between Shakespeare and any individual Founder will be very weak (φ &lt; 0.10) — statistically significant but not theoretically substantial.</w:t>
+        <w:t xml:space="preserve">Vocabulary-richness comparisons between corpora of unequal size systematically misstate the result; with sample-size matching at Shakespeare’s token count (Stefanowitsch §9.1), MSTTR effect sizes between Shakespeare and any individual Founder will be very weak (φ &lt; 0.10), statistically significant but not theoretically substantial.</w:t>
       </w:r>
     </w:p>
     <w:p>
@@ -844,7 +844,7 @@
         <w:t xml:space="preserve"> </w:t>
       </w:r>
       <w:r>
-        <w:t xml:space="preserve">Of phrases widely attributed to Shakespeare in popular and scholarly compilations, the majority will fail Bonferroni-corrected G log-likelihood tests of Shakespeare-distinctiveness against the Founders aggregate — i.e. many</w:t>
+        <w:t xml:space="preserve">Of phrases widely attributed to Shakespeare in popular and scholarly compilations, the majority will fail Bonferroni-corrected G log-likelihood tests of Shakespeare-distinctiveness against the Founders aggregate, i.e. many</w:t>
       </w:r>
       <w:r>
         <w:t xml:space="preserve"> </w:t>
@@ -916,7 +916,7 @@
         <w:t xml:space="preserve"> </w:t>
       </w:r>
       <w:r>
-        <w:t xml:space="preserve">of the item will diverge systematically between Shakespeare and the Founders — supporting the broader claim that the Founders inherited Shakespeare’s lexis but rebuilt its conceptual content.</w:t>
+        <w:t xml:space="preserve">of the item will diverge systematically between Shakespeare and the Founders, supporting the broader claim that the Founders inherited Shakespeare’s lexis but rebuilt its conceptual content.</w:t>
       </w:r>
     </w:p>
     <w:p>
@@ -996,7 +996,7 @@
         <w:t xml:space="preserve"> </w:t>
       </w:r>
       <w:r>
-        <w:t xml:space="preserve">relative to the aggregate Founders corpus, then measures the extent to which those features survive in each of the six individual Founders — a unidirectional inheritance question rather than a symmetric difference between corpora. The corpus-linguistic toolkit (G log-likelihood, χ², Fisher’s exact, MSTTR/HTR/Yule’s K, CFA, metaphorical-pattern analysis) is taken from Stefanowitsch (2020) and reproduced from first principles in the project’s</w:t>
+        <w:t xml:space="preserve">relative to the aggregate Founders corpus, then measures the extent to which those features survive in each of the six individual Founders, a unidirectional inheritance question rather than a symmetric difference between corpora. The corpus-linguistic toolkit (G log-likelihood, χ², Fisher’s exact, MSTTR/HTR/Yule’s K, CFA, metaphorical-pattern analysis) is taken from Stefanowitsch (2020) and reproduced from first principles in the project’s</w:t>
       </w:r>
       <w:r>
         <w:t xml:space="preserve"> </w:t>
@@ -1016,7 +1016,7 @@
         <w:pStyle w:val="BodyText"/>
       </w:pPr>
       <w:r>
-        <w:t xml:space="preserve">The decision to use corpus-linguistic methodology over other plausible approaches (purely stylometric distance, machine-learning classification, manual close reading) is driven by Stefanowitsch §3: corpus linguistics permits operationalised, repeatable, effect-size-reported tests of specific linguistic features, where stylometric distance collapses many features onto a single number, and classification gives accuracy without per-feature interpretability. For an influence question, per-feature interpretability is the load-bearing property.</w:t>
+        <w:t xml:space="preserve">The decision to use corpus-linguistic methodology over other plausible approaches (purely stylometric distance, machine-learning classification, manual close reading) is driven by Stefanowitsch §3: corpus linguistics permits operationalised, repeatable, effect-size-reported tests of specific linguistic features, where stylometric distance collapses many features onto a single number, and classification gives accuracy without per-feature interpretability. For an influence question, per-feature interpretability is the property that matters.</w:t>
       </w:r>
     </w:p>
     <w:bookmarkEnd w:id="15"/>
@@ -1584,10 +1584,7 @@
         <w:t xml:space="preserve">Author</w:t>
       </w:r>
       <w:r>
-        <w:t xml:space="preserve"> </w:t>
-      </w:r>
-      <w:r>
-        <w:t xml:space="preserve">— categorical, 7-level (six Founders + Shakespeare).</w:t>
+        <w:t xml:space="preserve">: categorical, 7-level (six Founders + Shakespeare).</w:t>
       </w:r>
     </w:p>
     <w:p>
@@ -1606,10 +1603,7 @@
         <w:t xml:space="preserve">Document</w:t>
       </w:r>
       <w:r>
-        <w:t xml:space="preserve"> </w:t>
-      </w:r>
-      <w:r>
-        <w:t xml:space="preserve">— a corpus-internal unit corresponding to one Founders Online entry (letter, draft, essay, etc.) or one Shakespeare work (play, sonnet sequence,</w:t>
+        <w:t xml:space="preserve">: a corpus-internal unit corresponding to one Founders Online entry (letter, draft, essay, etc.) or one Shakespeare work (play, sonnet sequence,</w:t>
       </w:r>
       <w:r>
         <w:t xml:space="preserve"> </w:t>
@@ -1641,10 +1635,7 @@
         <w:t xml:space="preserve">Token</w:t>
       </w:r>
       <w:r>
-        <w:t xml:space="preserve"> </w:t>
-      </w:r>
-      <w:r>
-        <w:t xml:space="preserve">— output of the project tokeniser (</w:t>
+        <w:t xml:space="preserve">: output of the project tokeniser (</w:t>
       </w:r>
       <w:r>
         <w:rPr>
@@ -1710,10 +1701,7 @@
         <w:t xml:space="preserve">Type</w:t>
       </w:r>
       <w:r>
-        <w:t xml:space="preserve"> </w:t>
-      </w:r>
-      <w:r>
-        <w:t xml:space="preserve">— distinct lowercased token.</w:t>
+        <w:t xml:space="preserve">: distinct lowercased token.</w:t>
       </w:r>
     </w:p>
     <w:p>
@@ -1732,10 +1720,7 @@
         <w:t xml:space="preserve">Hapax</w:t>
       </w:r>
       <w:r>
-        <w:t xml:space="preserve"> </w:t>
-      </w:r>
-      <w:r>
-        <w:t xml:space="preserve">— type with frequency exactly 1 in the relevant sub-corpus.</w:t>
+        <w:t xml:space="preserve">: type with frequency exactly 1 in the relevant sub-corpus.</w:t>
       </w:r>
     </w:p>
     <w:p>
@@ -1754,10 +1739,7 @@
         <w:t xml:space="preserve">Per-million rate</w:t>
       </w:r>
       <w:r>
-        <w:t xml:space="preserve"> </w:t>
-      </w:r>
-      <w:r>
-        <w:t xml:space="preserve">—</w:t>
+        <w:t xml:space="preserve">:</w:t>
       </w:r>
       <w:r>
         <w:t xml:space="preserve"> </w:t>
@@ -1791,10 +1773,7 @@
         <w:t xml:space="preserve">Influence-distinctive feature</w:t>
       </w:r>
       <w:r>
-        <w:t xml:space="preserve"> </w:t>
-      </w:r>
-      <w:r>
-        <w:t xml:space="preserve">— a feature over-represented in Shakespeare relative to the aggregate Founders by G log-likelihood (side = B in</w:t>
+        <w:t xml:space="preserve">: a feature over-represented in Shakespeare relative to the aggregate Founders by G log-likelihood (side = B in</w:t>
       </w:r>
       <w:r>
         <w:t xml:space="preserve"> </w:t>
@@ -2079,10 +2058,7 @@
         <w:t xml:space="preserve">Archaic-to-modern spelling map</w:t>
       </w:r>
       <w:r>
-        <w:t xml:space="preserve"> </w:t>
-      </w:r>
-      <w:r>
-        <w:t xml:space="preserve">— 63 rules folding</w:t>
+        <w:t xml:space="preserve">, 63 rules folding</w:t>
       </w:r>
       <w:r>
         <w:t xml:space="preserve"> </w:t>
@@ -2262,10 +2238,7 @@
         <w:t xml:space="preserve">Clitic-split tokenisation</w:t>
       </w:r>
       <w:r>
-        <w:t xml:space="preserve"> </w:t>
-      </w:r>
-      <w:r>
-        <w:t xml:space="preserve">—</w:t>
+        <w:t xml:space="preserve">,</w:t>
       </w:r>
       <w:r>
         <w:t xml:space="preserve"> </w:t>
@@ -2313,10 +2286,7 @@
         <w:t xml:space="preserve">Folio apparatus stripping</w:t>
       </w:r>
       <w:r>
-        <w:t xml:space="preserve"> </w:t>
-      </w:r>
-      <w:r>
-        <w:t xml:space="preserve">— speaker prefixes (</w:t>
+        <w:t xml:space="preserve">, speaker prefixes (</w:t>
       </w:r>
       <w:r>
         <w:rPr>
@@ -2353,10 +2323,7 @@
         <w:t xml:space="preserve">Project Gutenberg licence boilerplate stripping</w:t>
       </w:r>
       <w:r>
-        <w:t xml:space="preserve"> </w:t>
-      </w:r>
-      <w:r>
-        <w:t xml:space="preserve">— the</w:t>
+        <w:t xml:space="preserve">, the</w:t>
       </w:r>
       <w:r>
         <w:t xml:space="preserve"> </w:t>
@@ -2387,10 +2354,7 @@
         <w:t xml:space="preserve">Founders signature-block stripping</w:t>
       </w:r>
       <w:r>
-        <w:t xml:space="preserve"> </w:t>
-      </w:r>
-      <w:r>
-        <w:t xml:space="preserve">— formal closings (</w:t>
+        <w:t xml:space="preserve">, formal closings (</w:t>
       </w:r>
       <w:r>
         <w:t xml:space="preserve">“I am, with great esteem, Your most obedient humble Servant”</w:t>
@@ -2415,10 +2379,7 @@
         <w:t xml:space="preserve">Proper-name stop-list</w:t>
       </w:r>
       <w:r>
-        <w:t xml:space="preserve"> </w:t>
-      </w:r>
-      <w:r>
-        <w:t xml:space="preserve">— 125 Shakespeare character names plus Founder personal names and frequent correspondents (Hamilton, Lafayette, Vergennes, etc.) and major place names (Philadelphia, Monticello, Mount Vernon, Quincy) are filtered for keyword analyses (CS1, Influence-1) but retained for personal-reference (CS4) and lexical-richness (CS2) analyses, where they constitute legitimate vocabulary.</w:t>
+        <w:t xml:space="preserve">, 125 Shakespeare character names plus Founder personal names and frequent correspondents (Hamilton, Lafayette, Vergennes, etc.) and major place names (Philadelphia, Monticello, Mount Vernon, Quincy) are filtered for keyword analyses (CS1, Influence-1) but retained for personal-reference (CS4) and lexical-richness (CS2) analyses, where they constitute legitimate vocabulary.</w:t>
       </w:r>
     </w:p>
     <w:p>
@@ -2729,7 +2690,7 @@
         <w:pStyle w:val="Heading2"/>
       </w:pPr>
       <w:r>
-        <w:t xml:space="preserve">3.1 Case Study 1 — Differential keyword analysis (Stefanowitsch Ch 10)</w:t>
+        <w:t xml:space="preserve">3.1 Case Study 1: Differential keyword analysis (Stefanowitsch Ch 10)</w:t>
       </w:r>
     </w:p>
     <w:bookmarkStart w:id="24" w:name="methods-1"/>
@@ -2766,7 +2727,7 @@
           <w:i/>
           <w:iCs/>
         </w:rPr>
-        <w:t xml:space="preserve">(Symmetric framing — provides the raw material that the Influence-1 reanalysis in §4.1 will reframe asymmetrically.)</w:t>
+        <w:t xml:space="preserve">(Symmetric framing, provides the raw material that the Influence-1 reanalysis in §4.1 will reframe asymmetrically.)</w:t>
       </w:r>
     </w:p>
     <w:p>
@@ -3059,7 +3020,7 @@
         <w:t xml:space="preserve"> </w:t>
       </w:r>
       <w:r>
-        <w:t xml:space="preserve">signatures: Washington —</w:t>
+        <w:t xml:space="preserve">signatures: Washington:</w:t>
       </w:r>
       <w:r>
         <w:t xml:space="preserve"> </w:t>
@@ -3075,7 +3036,7 @@
         <w:t xml:space="preserve"> </w:t>
       </w:r>
       <w:r>
-        <w:t xml:space="preserve">(military command); Hamilton —</w:t>
+        <w:t xml:space="preserve">(military command); Hamilton:</w:t>
       </w:r>
       <w:r>
         <w:t xml:space="preserve"> </w:t>
@@ -3091,7 +3052,7 @@
         <w:t xml:space="preserve"> </w:t>
       </w:r>
       <w:r>
-        <w:t xml:space="preserve">(the Treasury Secretary); Madison —</w:t>
+        <w:t xml:space="preserve">(the Treasury Secretary); Madison:</w:t>
       </w:r>
       <w:r>
         <w:t xml:space="preserve"> </w:t>
@@ -3107,7 +3068,7 @@
         <w:t xml:space="preserve"> </w:t>
       </w:r>
       <w:r>
-        <w:t xml:space="preserve">(abbreviation style + Virginia residence); Franklin —</w:t>
+        <w:t xml:space="preserve">(abbreviation style + Virginia residence); Franklin:</w:t>
       </w:r>
       <w:r>
         <w:t xml:space="preserve"> </w:t>
@@ -3123,7 +3084,7 @@
         <w:t xml:space="preserve"> </w:t>
       </w:r>
       <w:r>
-        <w:t xml:space="preserve">(his French years); Jefferson —</w:t>
+        <w:t xml:space="preserve">(his French years); Jefferson:</w:t>
       </w:r>
       <w:r>
         <w:t xml:space="preserve"> </w:t>
@@ -3139,7 +3100,7 @@
         <w:t xml:space="preserve"> </w:t>
       </w:r>
       <w:r>
-        <w:t xml:space="preserve">(idiosyncratic spelling + dating); Adams —</w:t>
+        <w:t xml:space="preserve">(idiosyncratic spelling + dating); Adams:</w:t>
       </w:r>
       <w:r>
         <w:t xml:space="preserve"> </w:t>
@@ -3173,7 +3134,7 @@
         <w:pStyle w:val="FirstParagraph"/>
       </w:pPr>
       <w:r>
-        <w:t xml:space="preserve">The CS1 keyword tables are the raw material the rest of the paper will recompose. CS1’s framing is symmetric — it asks</w:t>
+        <w:t xml:space="preserve">The CS1 keyword tables are the raw material the rest of the paper will recompose. CS1’s framing is symmetric; it asks</w:t>
       </w:r>
       <w:r>
         <w:t xml:space="preserve"> </w:t>
@@ -3222,7 +3183,7 @@
         <w:pStyle w:val="Heading2"/>
       </w:pPr>
       <w:r>
-        <w:t xml:space="preserve">3.2 Case Study 2 — Sample-size-corrected lexical richness (Stefanowitsch Ch 9)</w:t>
+        <w:t xml:space="preserve">3.2 Case Study 2: Sample-size-corrected lexical richness (Stefanowitsch Ch 9)</w:t>
       </w:r>
     </w:p>
     <w:bookmarkStart w:id="28" w:name="methods-2"/>
@@ -3343,10 +3304,7 @@
         <w:t xml:space="preserve">MSTTR(1000)</w:t>
       </w:r>
       <w:r>
-        <w:t xml:space="preserve"> </w:t>
-      </w:r>
-      <w:r>
-        <w:t xml:space="preserve">— mean segmental TTR over 1,000-token windows; the standard sample-size-stable variant.</w:t>
+        <w:t xml:space="preserve">: mean segmental TTR over 1,000-token windows; the standard sample-size-stable variant.</w:t>
       </w:r>
     </w:p>
     <w:p>
@@ -3365,10 +3323,7 @@
         <w:t xml:space="preserve">HTR</w:t>
       </w:r>
       <w:r>
-        <w:t xml:space="preserve"> </w:t>
-      </w:r>
-      <w:r>
-        <w:t xml:space="preserve">— hapax-token ratio (number of types occurring once / total tokens).</w:t>
+        <w:t xml:space="preserve">: hapax-token ratio (number of types occurring once / total tokens).</w:t>
       </w:r>
     </w:p>
     <w:p>
@@ -3387,10 +3342,7 @@
         <w:t xml:space="preserve">Yule’s K</w:t>
       </w:r>
       <w:r>
-        <w:t xml:space="preserve"> </w:t>
-      </w:r>
-      <w:r>
-        <w:t xml:space="preserve">— global lexical concentration.</w:t>
+        <w:t xml:space="preserve">: global lexical concentration.</w:t>
       </w:r>
     </w:p>
     <w:p>
@@ -3441,7 +3393,7 @@
         <w:t xml:space="preserve"> </w:t>
       </w:r>
       <w:r>
-        <w:t xml:space="preserve">Sample-size-matched lexical richness. At equal 870,900-token sub-samples, Shakespeare’s MSTTR (left panel, rightmost bar) is essentially tied with Hamilton’s. Yule’s K (right panel) runs the opposite direction — Shakespeare is the most globally diverse author.</w:t>
+        <w:t xml:space="preserve">Sample-size-matched lexical richness. At equal 870,900-token sub-samples, Shakespeare’s MSTTR (left panel, rightmost bar) is essentially tied with Hamilton’s. Yule’s K (right panel) runs the opposite direction, Shakespeare is the most globally diverse author.</w:t>
       </w:r>
     </w:p>
     <w:tbl>
@@ -4057,7 +4009,7 @@
         <w:t xml:space="preserve">very weak</w:t>
       </w:r>
       <w:r>
-        <w:t xml:space="preserve">. There is no substantial vocabulary-richness gap between Shakespeare and the Founders at equal corpus sizes — the apparent gap one would obtain from uncorrected ratios is an artefact of corpus-size asymmetry rather than a property of the writing.</w:t>
+        <w:t xml:space="preserve">. There is no substantial vocabulary-richness gap between Shakespeare and the Founders at equal corpus sizes; the apparent gap one would obtain from uncorrected ratios is an artefact of corpus-size asymmetry rather than a property of the writing.</w:t>
       </w:r>
     </w:p>
     <w:p>
@@ -4125,7 +4077,7 @@
         <w:t xml:space="preserve"> </w:t>
       </w:r>
       <w:r>
-        <w:t xml:space="preserve">concentration, where Shakespeare’s 38 plays span 38 lexically distinct fictional worlds. The two measures answer different questions, and the corpus exhibits exactly the pattern (low local variety, high global variety) that drama-vs-correspondence ought to produce. Stefanowitsch §6.5 is the relevant caution: significance without theoretical importance is the canonical outcome at large N, and the φ values here illustrate it. The methodological lesson — that any single vocabulary-richness measure should be reported alongside at least one orthogonal one — generalises beyond this analysis.</w:t>
+        <w:t xml:space="preserve">concentration, where Shakespeare’s 38 plays span 38 lexically distinct fictional worlds. The two measures answer different questions, and the corpus exhibits exactly the pattern (low local variety, high global variety) that drama-vs-correspondence ought to produce. Stefanowitsch §6.5 is the relevant caution: significance without theoretical importance is the canonical outcome at large N, and the φ values here illustrate it. The methodological lesson, that any single vocabulary-richness measure should be reported alongside at least one orthogonal one, generalises beyond this analysis.</w:t>
       </w:r>
     </w:p>
     <w:p>
@@ -4143,7 +4095,7 @@
         <w:pStyle w:val="Heading2"/>
       </w:pPr>
       <w:r>
-        <w:t xml:space="preserve">3.3 Case Study 3 — Differential collocates of abstract nouns (Stefanowitsch Ch 7)</w:t>
+        <w:t xml:space="preserve">3.3 Case Study 3: Differential collocates of abstract nouns (Stefanowitsch Ch 7)</w:t>
       </w:r>
     </w:p>
     <w:bookmarkStart w:id="32" w:name="methods-3"/>
@@ -4170,7 +4122,7 @@
         <w:t xml:space="preserve"> </w:t>
       </w:r>
       <w:r>
-        <w:t xml:space="preserve">For abstract nouns common to both corpora —</w:t>
+        <w:t xml:space="preserve">For abstract nouns common to both corpora,</w:t>
       </w:r>
       <w:r>
         <w:t xml:space="preserve"> </w:t>
@@ -4186,7 +4138,7 @@
         <w:t xml:space="preserve"> </w:t>
       </w:r>
       <w:r>
-        <w:t xml:space="preserve">(14 targets) — how do the collocational worlds of each noun differ between Shakespeare and the Founders?</w:t>
+        <w:t xml:space="preserve">(14 targets), how do the collocational worlds of each noun differ between Shakespeare and the Founders?</w:t>
       </w:r>
     </w:p>
     <w:p>
@@ -4916,7 +4868,7 @@
         <w:t xml:space="preserve"> </w:t>
       </w:r>
       <w:r>
-        <w:t xml:space="preserve">lives in a chivalric collocational world —</w:t>
+        <w:t xml:space="preserve">lives in a chivalric collocational world,</w:t>
       </w:r>
       <w:r>
         <w:t xml:space="preserve"> </w:t>
@@ -5006,7 +4958,7 @@
         <w:t xml:space="preserve"> </w:t>
       </w:r>
       <w:r>
-        <w:t xml:space="preserve">— honour as a stakeable, transferable substance — appears throughout Shakespeare. It does not survive in the Founders, whose</w:t>
+        <w:t xml:space="preserve">(honour as a stakeable, transferable substance) appears throughout Shakespeare. It does not survive in the Founders, whose</w:t>
       </w:r>
       <w:r>
         <w:t xml:space="preserve"> </w:t>
@@ -5183,7 +5135,7 @@
         <w:pStyle w:val="Heading2"/>
       </w:pPr>
       <w:r>
-        <w:t xml:space="preserve">3.4 Case Study 4 — Personal-reference and pronoun distribution (Stefanowitsch §10.2.4.2)</w:t>
+        <w:t xml:space="preserve">3.4 Case Study 4: Personal-reference and pronoun distribution (Stefanowitsch §10.2.4.2)</w:t>
       </w:r>
     </w:p>
     <w:bookmarkStart w:id="36" w:name="methods-4"/>
@@ -5251,10 +5203,7 @@
         <w:t xml:space="preserve">on un-normalised tokens</w:t>
       </w:r>
       <w:r>
-        <w:t xml:space="preserve"> </w:t>
-      </w:r>
-      <w:r>
-        <w:t xml:space="preserve">— so the archaic second-person forms (</w:t>
+        <w:t xml:space="preserve">, so the archaic second-person forms (</w:t>
       </w:r>
       <w:r>
         <w:rPr>
@@ -5360,7 +5309,7 @@
         <w:t xml:space="preserve"> </w:t>
       </w:r>
       <w:r>
-        <w:t xml:space="preserve">Per-Founder distance to Shakespeare’s profile on two independent measures — pronoun profile (CS4, x-axis) and metaphor profile (CS6, y-axis). Both rank Franklin closest and Madison farthest, with a clear cluster gap between the four most-Shakespearean Founders (lower-left quadrant) and the two least (upper-right).</w:t>
+        <w:t xml:space="preserve">Per-Founder distance to Shakespeare’s profile on two independent measures, pronoun profile (CS4, x-axis) and metaphor profile (CS6, y-axis). Both rank Franklin closest and Madison farthest, with a clear cluster gap between the four most-Shakespearean Founders (lower-left quadrant) and the two least (upper-right).</w:t>
       </w:r>
     </w:p>
     <w:tbl>
@@ -5614,7 +5563,7 @@
         <w:t xml:space="preserve">king, lord, lady, queen, prince, princess</w:t>
       </w:r>
       <w:r>
-        <w:t xml:space="preserve">) is the single most genre-diagnostic in the entire pronoun set — Shakespeare at 11,019/M, Founders 242–1,873/M (Hamilton lowest, Franklin highest).</w:t>
+        <w:t xml:space="preserve">) is the single most genre-diagnostic in the entire pronoun set, Shakespeare at 11,019/M, Founders 242–1,873/M (Hamilton lowest, Franklin highest).</w:t>
       </w:r>
     </w:p>
     <w:bookmarkEnd w:id="37"/>
@@ -5648,7 +5597,7 @@
         <w:t xml:space="preserve"> </w:t>
       </w:r>
       <w:r>
-        <w:t xml:space="preserve">— and the archaic</w:t>
+        <w:t xml:space="preserve">(and the archaic</w:t>
       </w:r>
       <w:r>
         <w:t xml:space="preserve"> </w:t>
@@ -5661,10 +5610,7 @@
         <w:t xml:space="preserve">thou, thee, thy, thine</w:t>
       </w:r>
       <w:r>
-        <w:t xml:space="preserve"> </w:t>
-      </w:r>
-      <w:r>
-        <w:t xml:space="preserve">— relative to the rest of one’s vocabulary is one of the more genre-stable features in any corpus. Franklin’s distribution sits closest to Shakespeare’s despite a 180-year diachronic gap, driven in large part by his</w:t>
+        <w:t xml:space="preserve">) relative to the rest of one’s vocabulary is one of the more genre-stable features in any corpus. Franklin’s distribution sits closest to Shakespeare’s despite a 180-year diachronic gap, driven in large part by his</w:t>
       </w:r>
       <w:r>
         <w:t xml:space="preserve"> </w:t>
@@ -5708,7 +5654,7 @@
         <w:pStyle w:val="Heading2"/>
       </w:pPr>
       <w:r>
-        <w:t xml:space="preserve">3.5 Case Study 5 — Diachronic stylistic-marker survival (Stefanowitsch §§8.2.5, 10.2.5)</w:t>
+        <w:t xml:space="preserve">3.5 Case Study 5: Diachronic stylistic-marker survival (Stefanowitsch §§8.2.5, 10.2.5)</w:t>
       </w:r>
     </w:p>
     <w:bookmarkStart w:id="40" w:name="methods-5"/>
@@ -5735,7 +5681,7 @@
         <w:t xml:space="preserve"> </w:t>
       </w:r>
       <w:r>
-        <w:t xml:space="preserve">Shakespeare wrote c. 1590–1614; the Founders wrote c. 1750–1820 — a 180-year diachronic gap. Some Shakespeare-era English features had disappeared from general English by 1780. Which Shakespeare-era constructions survive in which Founder’s writing? A surviving Shakespeare-era feature is asymmetric-in-time evidence of influence (features can travel only forward).</w:t>
+        <w:t xml:space="preserve">Shakespeare wrote c. 1590–1614; the Founders wrote c. 1750–1820, a 180-year diachronic gap. Some Shakespeare-era English features had disappeared from general English by 1780. Which Shakespeare-era constructions survive in which Founder’s writing? A surviving Shakespeare-era feature is asymmetric-in-time evidence of influence (features can travel only forward).</w:t>
       </w:r>
     </w:p>
     <w:p>
@@ -5788,10 +5734,7 @@
         <w:t xml:space="preserve">ARCHAIC_2P</w:t>
       </w:r>
       <w:r>
-        <w:t xml:space="preserve"> </w:t>
-      </w:r>
-      <w:r>
-        <w:t xml:space="preserve">—</w:t>
+        <w:t xml:space="preserve">:</w:t>
       </w:r>
       <w:r>
         <w:t xml:space="preserve"> </w:t>
@@ -5820,10 +5763,7 @@
         <w:t xml:space="preserve">ARCHAIC_VERB</w:t>
       </w:r>
       <w:r>
-        <w:t xml:space="preserve"> </w:t>
-      </w:r>
-      <w:r>
-        <w:t xml:space="preserve">—</w:t>
+        <w:t xml:space="preserve">:</w:t>
       </w:r>
       <w:r>
         <w:t xml:space="preserve"> </w:t>
@@ -5855,10 +5795,7 @@
         <w:t xml:space="preserve">ARCHAIC_DISC</w:t>
       </w:r>
       <w:r>
-        <w:t xml:space="preserve"> </w:t>
-      </w:r>
-      <w:r>
-        <w:t xml:space="preserve">—</w:t>
+        <w:t xml:space="preserve">:</w:t>
       </w:r>
       <w:r>
         <w:t xml:space="preserve"> </w:t>
@@ -5887,10 +5824,7 @@
         <w:t xml:space="preserve">ARCHAIC_PREP</w:t>
       </w:r>
       <w:r>
-        <w:t xml:space="preserve"> </w:t>
-      </w:r>
-      <w:r>
-        <w:t xml:space="preserve">—</w:t>
+        <w:t xml:space="preserve">:</w:t>
       </w:r>
       <w:r>
         <w:t xml:space="preserve"> </w:t>
@@ -5919,10 +5853,7 @@
         <w:t xml:space="preserve">MODAL_DEONTIC</w:t>
       </w:r>
       <w:r>
-        <w:t xml:space="preserve"> </w:t>
-      </w:r>
-      <w:r>
-        <w:t xml:space="preserve">—</w:t>
+        <w:t xml:space="preserve">:</w:t>
       </w:r>
       <w:r>
         <w:t xml:space="preserve"> </w:t>
@@ -5951,10 +5882,7 @@
         <w:t xml:space="preserve">MODAL_EPISTEMIC</w:t>
       </w:r>
       <w:r>
-        <w:t xml:space="preserve"> </w:t>
-      </w:r>
-      <w:r>
-        <w:t xml:space="preserve">—</w:t>
+        <w:t xml:space="preserve">:</w:t>
       </w:r>
       <w:r>
         <w:t xml:space="preserve"> </w:t>
@@ -5983,10 +5911,7 @@
         <w:t xml:space="preserve">CONTRACTIONS_OLD</w:t>
       </w:r>
       <w:r>
-        <w:t xml:space="preserve"> </w:t>
-      </w:r>
-      <w:r>
-        <w:t xml:space="preserve">—</w:t>
+        <w:t xml:space="preserve">:</w:t>
       </w:r>
       <w:r>
         <w:t xml:space="preserve"> </w:t>
@@ -6015,10 +5940,7 @@
         <w:t xml:space="preserve">EXCLAMATIVES</w:t>
       </w:r>
       <w:r>
-        <w:t xml:space="preserve"> </w:t>
-      </w:r>
-      <w:r>
-        <w:t xml:space="preserve">—</w:t>
+        <w:t xml:space="preserve">:</w:t>
       </w:r>
       <w:r>
         <w:t xml:space="preserve"> </w:t>
@@ -7058,7 +6980,7 @@
         <w:t xml:space="preserve">thou/thee/thy</w:t>
       </w:r>
       <w:r>
-        <w:t xml:space="preserve">) at 444 per million tokens — roughly thirty times Washington’s rate, and an order of magnitude above Hamilton, Adams, Jefferson, and Madison. He uses</w:t>
+        <w:t xml:space="preserve">) at 444 per million tokens, roughly thirty times Washington’s rate, and an order of magnitude above Hamilton, Adams, Jefferson, and Madison. He uses</w:t>
       </w:r>
       <w:r>
         <w:t xml:space="preserve"> </w:t>
@@ -7150,7 +7072,7 @@
         <w:pStyle w:val="Heading2"/>
       </w:pPr>
       <w:r>
-        <w:t xml:space="preserve">3.6 Case Study 6 — Metaphorical pattern analysis (Stefanowitsch §11.2.2)</w:t>
+        <w:t xml:space="preserve">3.6 Case Study 6: Metaphorical pattern analysis (Stefanowitsch §11.2.2)</w:t>
       </w:r>
     </w:p>
     <w:bookmarkStart w:id="44" w:name="methods-6"/>
@@ -7214,10 +7136,7 @@
         <w:t xml:space="preserve">EDIFICE</w:t>
       </w:r>
       <w:r>
-        <w:t xml:space="preserve"> </w:t>
-      </w:r>
-      <w:r>
-        <w:t xml:space="preserve">—</w:t>
+        <w:t xml:space="preserve">:</w:t>
       </w:r>
       <w:r>
         <w:t xml:space="preserve"> </w:t>
@@ -7252,10 +7171,7 @@
         <w:t xml:space="preserve">BODY</w:t>
       </w:r>
       <w:r>
-        <w:t xml:space="preserve"> </w:t>
-      </w:r>
-      <w:r>
-        <w:t xml:space="preserve">—</w:t>
+        <w:t xml:space="preserve">:</w:t>
       </w:r>
       <w:r>
         <w:t xml:space="preserve"> </w:t>
@@ -7290,10 +7206,7 @@
         <w:t xml:space="preserve">SHIP</w:t>
       </w:r>
       <w:r>
-        <w:t xml:space="preserve"> </w:t>
-      </w:r>
-      <w:r>
-        <w:t xml:space="preserve">—</w:t>
+        <w:t xml:space="preserve">:</w:t>
       </w:r>
       <w:r>
         <w:t xml:space="preserve"> </w:t>
@@ -7328,10 +7241,7 @@
         <w:t xml:space="preserve">FIRE</w:t>
       </w:r>
       <w:r>
-        <w:t xml:space="preserve"> </w:t>
-      </w:r>
-      <w:r>
-        <w:t xml:space="preserve">—</w:t>
+        <w:t xml:space="preserve">:</w:t>
       </w:r>
       <w:r>
         <w:t xml:space="preserve"> </w:t>
@@ -7366,10 +7276,7 @@
         <w:t xml:space="preserve">PLANT</w:t>
       </w:r>
       <w:r>
-        <w:t xml:space="preserve"> </w:t>
-      </w:r>
-      <w:r>
-        <w:t xml:space="preserve">—</w:t>
+        <w:t xml:space="preserve">:</w:t>
       </w:r>
       <w:r>
         <w:t xml:space="preserve"> </w:t>
@@ -7404,10 +7311,7 @@
         <w:t xml:space="preserve">PATH</w:t>
       </w:r>
       <w:r>
-        <w:t xml:space="preserve"> </w:t>
-      </w:r>
-      <w:r>
-        <w:t xml:space="preserve">—</w:t>
+        <w:t xml:space="preserve">:</w:t>
       </w:r>
       <w:r>
         <w:t xml:space="preserve"> </w:t>
@@ -7442,10 +7346,7 @@
         <w:t xml:space="preserve">MOTION</w:t>
       </w:r>
       <w:r>
-        <w:t xml:space="preserve"> </w:t>
-      </w:r>
-      <w:r>
-        <w:t xml:space="preserve">— [target]</w:t>
+        <w:t xml:space="preserve">: [target]</w:t>
       </w:r>
       <w:r>
         <w:t xml:space="preserve"> </w:t>
@@ -7474,10 +7375,7 @@
         <w:t xml:space="preserve">CONTAINER</w:t>
       </w:r>
       <w:r>
-        <w:t xml:space="preserve"> </w:t>
-      </w:r>
-      <w:r>
-        <w:t xml:space="preserve">—</w:t>
+        <w:t xml:space="preserve">:</w:t>
       </w:r>
       <w:r>
         <w:t xml:space="preserve"> </w:t>
@@ -7584,7 +7482,7 @@
         <w:t xml:space="preserve"> </w:t>
       </w:r>
       <w:r>
-        <w:t xml:space="preserve">Per-Founder metaphor-rate profile vs Shakespeare’s grey-filled baseline across eight metaphor types. Franklin’s outline most closely traces Shakespeare’s shape; Hamilton’s and Madison’s diverge sharply on the EDIFICE and PLANT axes — metaphors the Founders invented for political institutions Shakespeare never wrote about.</w:t>
+        <w:t xml:space="preserve">Per-Founder metaphor-rate profile vs Shakespeare’s grey-filled baseline across eight metaphor types. Franklin’s outline most closely traces Shakespeare’s shape; Hamilton’s and Madison’s diverge sharply on the EDIFICE and PLANT axes, metaphors the Founders invented for political institutions Shakespeare never wrote about.</w:t>
       </w:r>
     </w:p>
     <w:p>
@@ -8893,7 +8791,7 @@
         <w:pStyle w:val="Heading2"/>
       </w:pPr>
       <w:r>
-        <w:t xml:space="preserve">3.7 Case Study 7 — Configural Frequency Analysis on stylometric features (Stefanowitsch §6.6.2.2)</w:t>
+        <w:t xml:space="preserve">3.7 Case Study 7: Configural Frequency Analysis on stylometric features (Stefanowitsch §6.6.2.2)</w:t>
       </w:r>
     </w:p>
     <w:bookmarkStart w:id="48" w:name="methods-7"/>
@@ -8929,10 +8827,7 @@
         <w:t xml:space="preserve">“types”</w:t>
       </w:r>
       <w:r>
-        <w:t xml:space="preserve"> </w:t>
-      </w:r>
-      <w:r>
-        <w:t xml:space="preserve">— i.e. which stylistic intersections constitute each author’s signature?</w:t>
+        <w:t xml:space="preserve">, i.e. which stylistic intersections constitute each author’s signature?</w:t>
       </w:r>
     </w:p>
     <w:p>
@@ -9001,7 +8896,7 @@
         <w:t xml:space="preserve"> </w:t>
       </w:r>
       <w:r>
-        <w:t xml:space="preserve">Shared significant stylistic types per Founder, partitioned by bin direction. Franklin and Adams lead on shared HIGH-bin types (punctuation density, exclamation rate, emotional content). Hamilton has zero shared HIGH-bin types — the only Founder for whom this is true.</w:t>
+        <w:t xml:space="preserve">Shared significant stylistic types per Founder, partitioned by bin direction. Franklin and Adams lead on shared HIGH-bin types (punctuation density, exclamation rate, emotional content). Hamilton has zero shared HIGH-bin types, the only Founder for whom this is true.</w:t>
       </w:r>
     </w:p>
     <w:p>
@@ -9084,10 +8979,7 @@
         <w:t xml:space="preserve">short sentences, short words, dense punctuation, high emotional content (both positive and negative), low function-word density</w:t>
       </w:r>
       <w:r>
-        <w:t xml:space="preserve"> </w:t>
-      </w:r>
-      <w:r>
-        <w:t xml:space="preserve">— the verbal signature of dramatic dialogue.</w:t>
+        <w:t xml:space="preserve">, the verbal signature of dramatic dialogue.</w:t>
       </w:r>
     </w:p>
     <w:p>
@@ -9530,7 +9422,7 @@
         <w:t xml:space="preserve"> </w:t>
       </w:r>
       <w:r>
-        <w:t xml:space="preserve">shared high-bin stylistic intersections with Shakespeare. By the CFA-based measure, his stylistic profile is the least Shakespeare-aligned of any Founder. Franklin (15 shared types) and Adams (11) lead, in agreement with the case studies that measure absorption at the level of vocabulary (CS1/Influence-1), archaic forms (CS5), pronouns (CS4), and metaphor (CS6) — see §4.1 for the cross-method convergence.</w:t>
+        <w:t xml:space="preserve">shared high-bin stylistic intersections with Shakespeare. By the CFA-based measure, his stylistic profile is the least Shakespeare-aligned of any Founder. Franklin (15 shared types) and Adams (11) lead, in agreement with the case studies that measure absorption at the level of vocabulary (CS1/Influence-1), archaic forms (CS5), pronouns (CS4), and metaphor (CS6); see §4.1 for the cross-method convergence.</w:t>
       </w:r>
     </w:p>
     <w:p>
@@ -9588,7 +9480,7 @@
         <w:pStyle w:val="Heading2"/>
       </w:pPr>
       <w:r>
-        <w:t xml:space="preserve">3.8 Case Study 8 — Phrases popularly attributed to Shakespeare</w:t>
+        <w:t xml:space="preserve">3.8 Case Study 8: Phrases popularly attributed to Shakespeare</w:t>
       </w:r>
     </w:p>
     <w:bookmarkStart w:id="52" w:name="methods-8"/>
@@ -9794,7 +9686,7 @@
         <w:t xml:space="preserve"> </w:t>
       </w:r>
       <w:r>
-        <w:t xml:space="preserve">Per-Founder count of distinct coinages used (out of 24 candidate phrases) and total hits. Adams leads dramatically (15 distinct phrases, 139 hits); Franklin is last (5 phrases). This is the inverse of his lead on every register-level measure — the basis for the two-modes reading in §4.2.</w:t>
+        <w:t xml:space="preserve">Per-Founder count of distinct coinages used (out of 24 candidate phrases) and total hits. Adams leads dramatically (15 distinct phrases, 139 hits); Franklin is last (5 phrases). This is the inverse of his lead on every register-level measure, the basis for the two-modes reading in §4.2.</w:t>
       </w:r>
     </w:p>
     <w:tbl>
@@ -11346,7 +11238,7 @@
         <w:t xml:space="preserve"> </w:t>
       </w:r>
       <w:r>
-        <w:t xml:space="preserve">alongside being current in general early-modern English. The two-corpus comparison here cannot fully separate the two categories — that would require a 17th–18th-century reference corpus such as EEBO-TCP or ECCO (recorded as a limitation in §4.4) — but it does show that the bulk of popularly-attributed</w:t>
+        <w:t xml:space="preserve">alongside being current in general early-modern English. The two-corpus comparison here cannot fully separate the two categories; that would require a 17th–18th-century reference corpus such as EEBO-TCP or ECCO (recorded as a limitation in §4.4). But it does show that the bulk of popularly-attributed</w:t>
       </w:r>
       <w:r>
         <w:t xml:space="preserve"> </w:t>
@@ -11411,13 +11303,13 @@
         <w:t xml:space="preserve">§4. General discussion</w:t>
       </w:r>
     </w:p>
-    <w:bookmarkStart w:id="57" w:name="X227384761184d51da56a12daf7da4412a5591dc"/>
+    <w:bookmarkStart w:id="57" w:name="X78d00ef73659ba15e189b052e0ab2ea4d3d94f7"/>
     <w:p>
       <w:pPr>
         <w:pStyle w:val="Heading2"/>
       </w:pPr>
       <w:r>
-        <w:t xml:space="preserve">4.1 Composite ranking and six-method convergence</w:t>
+        <w:t xml:space="preserve">4.1 Composite ranking and eleven-method convergence</w:t>
       </w:r>
     </w:p>
     <w:p>
@@ -11425,34 +11317,7 @@
         <w:pStyle w:val="FirstParagraph"/>
       </w:pPr>
       <w:r>
-        <w:t xml:space="preserve">CS1–CS8 are largely symmetric. Three influence-framed reanalyses (Influence-1, Influence-2, Influence-3) recompose their outputs asymmetrically. Influence-1 (</w:t>
-      </w:r>
-      <w:r>
-        <w:rPr>
-          <w:rStyle w:val="VerbatimChar"/>
-        </w:rPr>
-        <w:t xml:space="preserve">scripts/influence1_*.py</w:t>
-      </w:r>
-      <w:r>
-        <w:t xml:space="preserve">) measures per-Founder absorption of Shakespeare-distinctive vocabulary; Influence-2 (</w:t>
-      </w:r>
-      <w:r>
-        <w:rPr>
-          <w:rStyle w:val="VerbatimChar"/>
-        </w:rPr>
-        <w:t xml:space="preserve">scripts/influence2_*.py</w:t>
-      </w:r>
-      <w:r>
-        <w:t xml:space="preserve">) measures per-Founder absorption of Shakespeare-distinctive collocations; Influence-3 (</w:t>
-      </w:r>
-      <w:r>
-        <w:rPr>
-          <w:rStyle w:val="VerbatimChar"/>
-        </w:rPr>
-        <w:t xml:space="preserve">scripts/influence3_*.py</w:t>
-      </w:r>
-      <w:r>
-        <w:t xml:space="preserve">) integrates seven percentile-ranked components — vocabulary breadth, vocabulary density, collocations absorbed, total collocation hits, MSTTR proximity, HTR proximity, Yule’s K proximity — into a single composite Shakespeare-likeness score.</w:t>
+        <w:t xml:space="preserve">CS1–CS8 are largely symmetric. The composite combines seven statistical/stylistic measures (CS4 pronoun distance, CS5 archaic-form density, CS6 metaphor profile, CS7 CFA stylistic sharing, CS8 conscious-coinage usage, Influence-1 weighted vocabulary, Influence-2 collocational absorption) with three evidence-based per-million-word measures added in the methodology-v2 expansion (verified catalogue references per million words, thematic character invocations per million words, MEDIUM-confidence candidate-echo density per million words). The composite is the inverse of average rank position across the ten base methods, rescaled to a 0–1 range.</w:t>
       </w:r>
     </w:p>
     <w:p>
@@ -11475,7 +11340,7 @@
         <w:t xml:space="preserve"> </w:t>
       </w:r>
       <w:r>
-        <w:t xml:space="preserve">Influence-3 composite Shakespeare-likeness ranking. Franklin (0.786) and Adams (0.762) sit essentially tied at the top, with a gap of ≈3% of the score range. Jefferson and Washington occupy the middle. Madison and Hamilton form a separated bottom cluster.</w:t>
+        <w:t xml:space="preserve">Composite Shakespeare-likeness ranking under methodology v2. John Adams (0.88) leads the ranking. Benjamin Franklin (0.76) sits a step behind. Jefferson (0.68), Washington (0.28), Hamilton (0.22), and Madison (0.18) follow. Adams ranks first on six of the eleven methods, including all three evidence-based ones; Franklin ranks first on five statistical/stylistic methods.</w:t>
       </w:r>
     </w:p>
     <w:tbl>
@@ -11486,14 +11351,11 @@
         <w:tblLook w:firstRow="1" w:lastRow="0" w:firstColumn="0" w:lastColumn="0" w:noHBand="0" w:noVBand="0" w:val="0020"/>
       </w:tblPr>
       <w:tblGrid>
-        <w:gridCol w:w="366"/>
-        <w:gridCol w:w="953"/>
-        <w:gridCol w:w="806"/>
-        <w:gridCol w:w="1100"/>
-        <w:gridCol w:w="1100"/>
-        <w:gridCol w:w="1026"/>
-        <w:gridCol w:w="1173"/>
-        <w:gridCol w:w="1393"/>
+        <w:gridCol w:w="501"/>
+        <w:gridCol w:w="1503"/>
+        <w:gridCol w:w="1102"/>
+        <w:gridCol w:w="2205"/>
+        <w:gridCol w:w="2606"/>
       </w:tblGrid>
       <w:tr>
         <w:trPr>
@@ -11543,55 +11405,19 @@
               <w:jc w:val="right"/>
             </w:pPr>
             <w:r>
-              <w:t xml:space="preserve">Vocab breadth</w:t>
-            </w:r>
-          </w:p>
-        </w:tc>
-        <w:tc>
-          <w:tcPr/>
-          <w:p>
-            <w:pPr>
-              <w:pStyle w:val="Compact"/>
-              <w:jc w:val="right"/>
-            </w:pPr>
-            <w:r>
-              <w:t xml:space="preserve">Vocab density</w:t>
-            </w:r>
-          </w:p>
-        </w:tc>
-        <w:tc>
-          <w:tcPr/>
-          <w:p>
-            <w:pPr>
-              <w:pStyle w:val="Compact"/>
-              <w:jc w:val="right"/>
-            </w:pPr>
-            <w:r>
-              <w:t xml:space="preserve">Collocations</w:t>
-            </w:r>
-          </w:p>
-        </w:tc>
-        <w:tc>
-          <w:tcPr/>
-          <w:p>
-            <w:pPr>
-              <w:pStyle w:val="Compact"/>
-              <w:jc w:val="right"/>
-            </w:pPr>
-            <w:r>
-              <w:t xml:space="preserve">MSTTR distance</w:t>
-            </w:r>
-          </w:p>
-        </w:tc>
-        <w:tc>
-          <w:tcPr/>
-          <w:p>
-            <w:pPr>
-              <w:pStyle w:val="Compact"/>
-              <w:jc w:val="right"/>
-            </w:pPr>
-            <w:r>
-              <w:t xml:space="preserve">Yule’s K distance</w:t>
+              <w:t xml:space="preserve">Avg rank (10 methods)</w:t>
+            </w:r>
+          </w:p>
+        </w:tc>
+        <w:tc>
+          <w:tcPr/>
+          <w:p>
+            <w:pPr>
+              <w:pStyle w:val="Compact"/>
+              <w:jc w:val="right"/>
+            </w:pPr>
+            <w:r>
+              <w:t xml:space="preserve">Evidence / million words</w:t>
             </w:r>
           </w:p>
         </w:tc>
@@ -11606,6 +11432,76 @@
             </w:pPr>
             <w:r>
               <w:t xml:space="preserve">1</w:t>
+            </w:r>
+          </w:p>
+        </w:tc>
+        <w:tc>
+          <w:tcPr/>
+          <w:p>
+            <w:pPr>
+              <w:pStyle w:val="Compact"/>
+              <w:jc w:val="left"/>
+            </w:pPr>
+            <w:r>
+              <w:rPr>
+                <w:b/>
+                <w:bCs/>
+              </w:rPr>
+              <w:t xml:space="preserve">Adams</w:t>
+            </w:r>
+          </w:p>
+        </w:tc>
+        <w:tc>
+          <w:tcPr/>
+          <w:p>
+            <w:pPr>
+              <w:pStyle w:val="Compact"/>
+              <w:jc w:val="right"/>
+            </w:pPr>
+            <w:r>
+              <w:rPr>
+                <w:b/>
+                <w:bCs/>
+              </w:rPr>
+              <w:t xml:space="preserve">0.88</w:t>
+            </w:r>
+          </w:p>
+        </w:tc>
+        <w:tc>
+          <w:tcPr/>
+          <w:p>
+            <w:pPr>
+              <w:pStyle w:val="Compact"/>
+              <w:jc w:val="right"/>
+            </w:pPr>
+            <w:r>
+              <w:t xml:space="preserve">1.6</w:t>
+            </w:r>
+          </w:p>
+        </w:tc>
+        <w:tc>
+          <w:tcPr/>
+          <w:p>
+            <w:pPr>
+              <w:pStyle w:val="Compact"/>
+              <w:jc w:val="right"/>
+            </w:pPr>
+            <w:r>
+              <w:t xml:space="preserve">99.5</w:t>
+            </w:r>
+          </w:p>
+        </w:tc>
+      </w:tr>
+      <w:tr>
+        <w:tc>
+          <w:tcPr/>
+          <w:p>
+            <w:pPr>
+              <w:pStyle w:val="Compact"/>
+              <w:jc w:val="right"/>
+            </w:pPr>
+            <w:r>
+              <w:t xml:space="preserve">2</w:t>
             </w:r>
           </w:p>
         </w:tc>
@@ -11637,67 +11533,31 @@
                 <w:b/>
                 <w:bCs/>
               </w:rPr>
-              <w:t xml:space="preserve">0.786</w:t>
-            </w:r>
-          </w:p>
-        </w:tc>
-        <w:tc>
-          <w:tcPr/>
-          <w:p>
-            <w:pPr>
-              <w:pStyle w:val="Compact"/>
-              <w:jc w:val="right"/>
-            </w:pPr>
-            <w:r>
-              <w:t xml:space="preserve">95</w:t>
-            </w:r>
-          </w:p>
-        </w:tc>
-        <w:tc>
-          <w:tcPr/>
-          <w:p>
-            <w:pPr>
-              <w:pStyle w:val="Compact"/>
-              <w:jc w:val="right"/>
-            </w:pPr>
-            <w:r>
-              <w:t xml:space="preserve">41.6 M</w:t>
-            </w:r>
-          </w:p>
-        </w:tc>
-        <w:tc>
-          <w:tcPr/>
-          <w:p>
-            <w:pPr>
-              <w:pStyle w:val="Compact"/>
-              <w:jc w:val="right"/>
-            </w:pPr>
-            <w:r>
-              <w:t xml:space="preserve">73</w:t>
-            </w:r>
-          </w:p>
-        </w:tc>
-        <w:tc>
-          <w:tcPr/>
-          <w:p>
-            <w:pPr>
-              <w:pStyle w:val="Compact"/>
-              <w:jc w:val="right"/>
-            </w:pPr>
-            <w:r>
-              <w:t xml:space="preserve">0.022</w:t>
-            </w:r>
-          </w:p>
-        </w:tc>
-        <w:tc>
-          <w:tcPr/>
-          <w:p>
-            <w:pPr>
-              <w:pStyle w:val="Compact"/>
-              <w:jc w:val="right"/>
-            </w:pPr>
-            <w:r>
-              <w:t xml:space="preserve">27.2</w:t>
+              <w:t xml:space="preserve">0.76</w:t>
+            </w:r>
+          </w:p>
+        </w:tc>
+        <w:tc>
+          <w:tcPr/>
+          <w:p>
+            <w:pPr>
+              <w:pStyle w:val="Compact"/>
+              <w:jc w:val="right"/>
+            </w:pPr>
+            <w:r>
+              <w:t xml:space="preserve">2.2</w:t>
+            </w:r>
+          </w:p>
+        </w:tc>
+        <w:tc>
+          <w:tcPr/>
+          <w:p>
+            <w:pPr>
+              <w:pStyle w:val="Compact"/>
+              <w:jc w:val="right"/>
+            </w:pPr>
+            <w:r>
+              <w:t xml:space="preserve">46.9</w:t>
             </w:r>
           </w:p>
         </w:tc>
@@ -11711,99 +11571,55 @@
               <w:jc w:val="right"/>
             </w:pPr>
             <w:r>
-              <w:t xml:space="preserve">2</w:t>
-            </w:r>
-          </w:p>
-        </w:tc>
-        <w:tc>
-          <w:tcPr/>
-          <w:p>
-            <w:pPr>
-              <w:pStyle w:val="Compact"/>
-              <w:jc w:val="left"/>
-            </w:pPr>
-            <w:r>
-              <w:rPr>
-                <w:b/>
-                <w:bCs/>
-              </w:rPr>
-              <w:t xml:space="preserve">Adams</w:t>
-            </w:r>
-          </w:p>
-        </w:tc>
-        <w:tc>
-          <w:tcPr/>
-          <w:p>
-            <w:pPr>
-              <w:pStyle w:val="Compact"/>
-              <w:jc w:val="right"/>
-            </w:pPr>
-            <w:r>
-              <w:rPr>
-                <w:b/>
-                <w:bCs/>
-              </w:rPr>
-              <w:t xml:space="preserve">0.762</w:t>
-            </w:r>
-          </w:p>
-        </w:tc>
-        <w:tc>
-          <w:tcPr/>
-          <w:p>
-            <w:pPr>
-              <w:pStyle w:val="Compact"/>
-              <w:jc w:val="right"/>
-            </w:pPr>
-            <w:r>
-              <w:t xml:space="preserve">145</w:t>
-            </w:r>
-          </w:p>
-        </w:tc>
-        <w:tc>
-          <w:tcPr/>
-          <w:p>
-            <w:pPr>
-              <w:pStyle w:val="Compact"/>
-              <w:jc w:val="right"/>
-            </w:pPr>
-            <w:r>
-              <w:t xml:space="preserve">36.9 M</w:t>
-            </w:r>
-          </w:p>
-        </w:tc>
-        <w:tc>
-          <w:tcPr/>
-          <w:p>
-            <w:pPr>
-              <w:pStyle w:val="Compact"/>
-              <w:jc w:val="right"/>
-            </w:pPr>
-            <w:r>
-              <w:t xml:space="preserve">82</w:t>
-            </w:r>
-          </w:p>
-        </w:tc>
-        <w:tc>
-          <w:tcPr/>
-          <w:p>
-            <w:pPr>
-              <w:pStyle w:val="Compact"/>
-              <w:jc w:val="right"/>
-            </w:pPr>
-            <w:r>
-              <w:t xml:space="preserve">0.023</w:t>
-            </w:r>
-          </w:p>
-        </w:tc>
-        <w:tc>
-          <w:tcPr/>
-          <w:p>
-            <w:pPr>
-              <w:pStyle w:val="Compact"/>
-              <w:jc w:val="right"/>
-            </w:pPr>
-            <w:r>
-              <w:t xml:space="preserve">38.9</w:t>
+              <w:t xml:space="preserve">3</w:t>
+            </w:r>
+          </w:p>
+        </w:tc>
+        <w:tc>
+          <w:tcPr/>
+          <w:p>
+            <w:pPr>
+              <w:pStyle w:val="Compact"/>
+              <w:jc w:val="left"/>
+            </w:pPr>
+            <w:r>
+              <w:t xml:space="preserve">Jefferson</w:t>
+            </w:r>
+          </w:p>
+        </w:tc>
+        <w:tc>
+          <w:tcPr/>
+          <w:p>
+            <w:pPr>
+              <w:pStyle w:val="Compact"/>
+              <w:jc w:val="right"/>
+            </w:pPr>
+            <w:r>
+              <w:t xml:space="preserve">0.68</w:t>
+            </w:r>
+          </w:p>
+        </w:tc>
+        <w:tc>
+          <w:tcPr/>
+          <w:p>
+            <w:pPr>
+              <w:pStyle w:val="Compact"/>
+              <w:jc w:val="right"/>
+            </w:pPr>
+            <w:r>
+              <w:t xml:space="preserve">2.6</w:t>
+            </w:r>
+          </w:p>
+        </w:tc>
+        <w:tc>
+          <w:tcPr/>
+          <w:p>
+            <w:pPr>
+              <w:pStyle w:val="Compact"/>
+              <w:jc w:val="right"/>
+            </w:pPr>
+            <w:r>
+              <w:t xml:space="preserve">23.0</w:t>
             </w:r>
           </w:p>
         </w:tc>
@@ -11817,91 +11633,55 @@
               <w:jc w:val="right"/>
             </w:pPr>
             <w:r>
-              <w:t xml:space="preserve">3</w:t>
-            </w:r>
-          </w:p>
-        </w:tc>
-        <w:tc>
-          <w:tcPr/>
-          <w:p>
-            <w:pPr>
-              <w:pStyle w:val="Compact"/>
-              <w:jc w:val="left"/>
-            </w:pPr>
-            <w:r>
-              <w:t xml:space="preserve">Jefferson</w:t>
-            </w:r>
-          </w:p>
-        </w:tc>
-        <w:tc>
-          <w:tcPr/>
-          <w:p>
-            <w:pPr>
-              <w:pStyle w:val="Compact"/>
-              <w:jc w:val="right"/>
-            </w:pPr>
-            <w:r>
-              <w:t xml:space="preserve">0.595</w:t>
-            </w:r>
-          </w:p>
-        </w:tc>
-        <w:tc>
-          <w:tcPr/>
-          <w:p>
-            <w:pPr>
-              <w:pStyle w:val="Compact"/>
-              <w:jc w:val="right"/>
-            </w:pPr>
-            <w:r>
-              <w:t xml:space="preserve">128</w:t>
-            </w:r>
-          </w:p>
-        </w:tc>
-        <w:tc>
-          <w:tcPr/>
-          <w:p>
-            <w:pPr>
-              <w:pStyle w:val="Compact"/>
-              <w:jc w:val="right"/>
-            </w:pPr>
-            <w:r>
-              <w:t xml:space="preserve">33.6 M</w:t>
-            </w:r>
-          </w:p>
-        </w:tc>
-        <w:tc>
-          <w:tcPr/>
-          <w:p>
-            <w:pPr>
-              <w:pStyle w:val="Compact"/>
-              <w:jc w:val="right"/>
-            </w:pPr>
-            <w:r>
-              <w:t xml:space="preserve">68</w:t>
-            </w:r>
-          </w:p>
-        </w:tc>
-        <w:tc>
-          <w:tcPr/>
-          <w:p>
-            <w:pPr>
-              <w:pStyle w:val="Compact"/>
-              <w:jc w:val="right"/>
-            </w:pPr>
-            <w:r>
-              <w:t xml:space="preserve">0.027</w:t>
-            </w:r>
-          </w:p>
-        </w:tc>
-        <w:tc>
-          <w:tcPr/>
-          <w:p>
-            <w:pPr>
-              <w:pStyle w:val="Compact"/>
-              <w:jc w:val="right"/>
-            </w:pPr>
-            <w:r>
-              <w:t xml:space="preserve">46.4</w:t>
+              <w:t xml:space="preserve">4</w:t>
+            </w:r>
+          </w:p>
+        </w:tc>
+        <w:tc>
+          <w:tcPr/>
+          <w:p>
+            <w:pPr>
+              <w:pStyle w:val="Compact"/>
+              <w:jc w:val="left"/>
+            </w:pPr>
+            <w:r>
+              <w:t xml:space="preserve">Washington</w:t>
+            </w:r>
+          </w:p>
+        </w:tc>
+        <w:tc>
+          <w:tcPr/>
+          <w:p>
+            <w:pPr>
+              <w:pStyle w:val="Compact"/>
+              <w:jc w:val="right"/>
+            </w:pPr>
+            <w:r>
+              <w:t xml:space="preserve">0.28</w:t>
+            </w:r>
+          </w:p>
+        </w:tc>
+        <w:tc>
+          <w:tcPr/>
+          <w:p>
+            <w:pPr>
+              <w:pStyle w:val="Compact"/>
+              <w:jc w:val="right"/>
+            </w:pPr>
+            <w:r>
+              <w:t xml:space="preserve">4.6</w:t>
+            </w:r>
+          </w:p>
+        </w:tc>
+        <w:tc>
+          <w:tcPr/>
+          <w:p>
+            <w:pPr>
+              <w:pStyle w:val="Compact"/>
+              <w:jc w:val="right"/>
+            </w:pPr>
+            <w:r>
+              <w:t xml:space="preserve">14.1</w:t>
             </w:r>
           </w:p>
         </w:tc>
@@ -11915,91 +11695,55 @@
               <w:jc w:val="right"/>
             </w:pPr>
             <w:r>
-              <w:t xml:space="preserve">4</w:t>
-            </w:r>
-          </w:p>
-        </w:tc>
-        <w:tc>
-          <w:tcPr/>
-          <w:p>
-            <w:pPr>
-              <w:pStyle w:val="Compact"/>
-              <w:jc w:val="left"/>
-            </w:pPr>
-            <w:r>
-              <w:t xml:space="preserve">Washington</w:t>
-            </w:r>
-          </w:p>
-        </w:tc>
-        <w:tc>
-          <w:tcPr/>
-          <w:p>
-            <w:pPr>
-              <w:pStyle w:val="Compact"/>
-              <w:jc w:val="right"/>
-            </w:pPr>
-            <w:r>
-              <w:t xml:space="preserve">0.524</w:t>
-            </w:r>
-          </w:p>
-        </w:tc>
-        <w:tc>
-          <w:tcPr/>
-          <w:p>
-            <w:pPr>
-              <w:pStyle w:val="Compact"/>
-              <w:jc w:val="right"/>
-            </w:pPr>
-            <w:r>
-              <w:t xml:space="preserve">115</w:t>
-            </w:r>
-          </w:p>
-        </w:tc>
-        <w:tc>
-          <w:tcPr/>
-          <w:p>
-            <w:pPr>
-              <w:pStyle w:val="Compact"/>
-              <w:jc w:val="right"/>
-            </w:pPr>
-            <w:r>
-              <w:t xml:space="preserve">28.4 M</w:t>
-            </w:r>
-          </w:p>
-        </w:tc>
-        <w:tc>
-          <w:tcPr/>
-          <w:p>
-            <w:pPr>
-              <w:pStyle w:val="Compact"/>
-              <w:jc w:val="right"/>
-            </w:pPr>
-            <w:r>
-              <w:t xml:space="preserve">58</w:t>
-            </w:r>
-          </w:p>
-        </w:tc>
-        <w:tc>
-          <w:tcPr/>
-          <w:p>
-            <w:pPr>
-              <w:pStyle w:val="Compact"/>
-              <w:jc w:val="right"/>
-            </w:pPr>
-            <w:r>
-              <w:t xml:space="preserve">0.028</w:t>
-            </w:r>
-          </w:p>
-        </w:tc>
-        <w:tc>
-          <w:tcPr/>
-          <w:p>
-            <w:pPr>
-              <w:pStyle w:val="Compact"/>
-              <w:jc w:val="right"/>
-            </w:pPr>
-            <w:r>
-              <w:t xml:space="preserve">49.1</w:t>
+              <w:t xml:space="preserve">5</w:t>
+            </w:r>
+          </w:p>
+        </w:tc>
+        <w:tc>
+          <w:tcPr/>
+          <w:p>
+            <w:pPr>
+              <w:pStyle w:val="Compact"/>
+              <w:jc w:val="left"/>
+            </w:pPr>
+            <w:r>
+              <w:t xml:space="preserve">Hamilton</w:t>
+            </w:r>
+          </w:p>
+        </w:tc>
+        <w:tc>
+          <w:tcPr/>
+          <w:p>
+            <w:pPr>
+              <w:pStyle w:val="Compact"/>
+              <w:jc w:val="right"/>
+            </w:pPr>
+            <w:r>
+              <w:t xml:space="preserve">0.22</w:t>
+            </w:r>
+          </w:p>
+        </w:tc>
+        <w:tc>
+          <w:tcPr/>
+          <w:p>
+            <w:pPr>
+              <w:pStyle w:val="Compact"/>
+              <w:jc w:val="right"/>
+            </w:pPr>
+            <w:r>
+              <w:t xml:space="preserve">4.9</w:t>
+            </w:r>
+          </w:p>
+        </w:tc>
+        <w:tc>
+          <w:tcPr/>
+          <w:p>
+            <w:pPr>
+              <w:pStyle w:val="Compact"/>
+              <w:jc w:val="right"/>
+            </w:pPr>
+            <w:r>
+              <w:t xml:space="preserve">11.9</w:t>
             </w:r>
           </w:p>
         </w:tc>
@@ -12013,7 +11757,7 @@
               <w:jc w:val="right"/>
             </w:pPr>
             <w:r>
-              <w:t xml:space="preserve">5</w:t>
+              <w:t xml:space="preserve">6</w:t>
             </w:r>
           </w:p>
         </w:tc>
@@ -12037,165 +11781,31 @@
               <w:jc w:val="right"/>
             </w:pPr>
             <w:r>
-              <w:t xml:space="preserve">0.429</w:t>
-            </w:r>
-          </w:p>
-        </w:tc>
-        <w:tc>
-          <w:tcPr/>
-          <w:p>
-            <w:pPr>
-              <w:pStyle w:val="Compact"/>
-              <w:jc w:val="right"/>
-            </w:pPr>
-            <w:r>
-              <w:t xml:space="preserve">77</w:t>
-            </w:r>
-          </w:p>
-        </w:tc>
-        <w:tc>
-          <w:tcPr/>
-          <w:p>
-            <w:pPr>
-              <w:pStyle w:val="Compact"/>
-              <w:jc w:val="right"/>
-            </w:pPr>
-            <w:r>
-              <w:t xml:space="preserve">20.9 M</w:t>
-            </w:r>
-          </w:p>
-        </w:tc>
-        <w:tc>
-          <w:tcPr/>
-          <w:p>
-            <w:pPr>
-              <w:pStyle w:val="Compact"/>
-              <w:jc w:val="right"/>
-            </w:pPr>
-            <w:r>
-              <w:t xml:space="preserve">51</w:t>
-            </w:r>
-          </w:p>
-        </w:tc>
-        <w:tc>
-          <w:tcPr/>
-          <w:p>
-            <w:pPr>
-              <w:pStyle w:val="Compact"/>
-              <w:jc w:val="right"/>
-            </w:pPr>
-            <w:r>
-              <w:t xml:space="preserve">0.022</w:t>
-            </w:r>
-          </w:p>
-        </w:tc>
-        <w:tc>
-          <w:tcPr/>
-          <w:p>
-            <w:pPr>
-              <w:pStyle w:val="Compact"/>
-              <w:jc w:val="right"/>
-            </w:pPr>
-            <w:r>
-              <w:t xml:space="preserve">76.5</w:t>
-            </w:r>
-          </w:p>
-        </w:tc>
-      </w:tr>
-      <w:tr>
-        <w:tc>
-          <w:tcPr/>
-          <w:p>
-            <w:pPr>
-              <w:pStyle w:val="Compact"/>
-              <w:jc w:val="right"/>
-            </w:pPr>
-            <w:r>
-              <w:t xml:space="preserve">6</w:t>
-            </w:r>
-          </w:p>
-        </w:tc>
-        <w:tc>
-          <w:tcPr/>
-          <w:p>
-            <w:pPr>
-              <w:pStyle w:val="Compact"/>
-              <w:jc w:val="left"/>
-            </w:pPr>
-            <w:r>
-              <w:t xml:space="preserve">Hamilton</w:t>
-            </w:r>
-          </w:p>
-        </w:tc>
-        <w:tc>
-          <w:tcPr/>
-          <w:p>
-            <w:pPr>
-              <w:pStyle w:val="Compact"/>
-              <w:jc w:val="right"/>
-            </w:pPr>
-            <w:r>
-              <w:t xml:space="preserve">0.405</w:t>
-            </w:r>
-          </w:p>
-        </w:tc>
-        <w:tc>
-          <w:tcPr/>
-          <w:p>
-            <w:pPr>
-              <w:pStyle w:val="Compact"/>
-              <w:jc w:val="right"/>
-            </w:pPr>
-            <w:r>
-              <w:t xml:space="preserve">61</w:t>
-            </w:r>
-          </w:p>
-        </w:tc>
-        <w:tc>
-          <w:tcPr/>
-          <w:p>
-            <w:pPr>
-              <w:pStyle w:val="Compact"/>
-              <w:jc w:val="right"/>
-            </w:pPr>
-            <w:r>
-              <w:t xml:space="preserve">21.4 M</w:t>
-            </w:r>
-          </w:p>
-        </w:tc>
-        <w:tc>
-          <w:tcPr/>
-          <w:p>
-            <w:pPr>
-              <w:pStyle w:val="Compact"/>
-              <w:jc w:val="right"/>
-            </w:pPr>
-            <w:r>
-              <w:t xml:space="preserve">49</w:t>
-            </w:r>
-          </w:p>
-        </w:tc>
-        <w:tc>
-          <w:tcPr/>
-          <w:p>
-            <w:pPr>
-              <w:pStyle w:val="Compact"/>
-              <w:jc w:val="right"/>
-            </w:pPr>
-            <w:r>
-              <w:t xml:space="preserve">0.003</w:t>
-            </w:r>
-          </w:p>
-        </w:tc>
-        <w:tc>
-          <w:tcPr/>
-          <w:p>
-            <w:pPr>
-              <w:pStyle w:val="Compact"/>
-              <w:jc w:val="right"/>
-            </w:pPr>
-            <w:r>
-              <w:t xml:space="preserve">77.8</w:t>
+              <w:t xml:space="preserve">0.18</w:t>
+            </w:r>
+          </w:p>
+        </w:tc>
+        <w:tc>
+          <w:tcPr/>
+          <w:p>
+            <w:pPr>
+              <w:pStyle w:val="Compact"/>
+              <w:jc w:val="right"/>
+            </w:pPr>
+            <w:r>
+              <w:t xml:space="preserve">5.1</w:t>
+            </w:r>
+          </w:p>
+        </w:tc>
+        <w:tc>
+          <w:tcPr/>
+          <w:p>
+            <w:pPr>
+              <w:pStyle w:val="Compact"/>
+              <w:jc w:val="right"/>
+            </w:pPr>
+            <w:r>
+              <w:t xml:space="preserve">8.8</w:t>
             </w:r>
           </w:p>
         </w:tc>
@@ -12206,7 +11816,7 @@
         <w:pStyle w:val="BodyText"/>
       </w:pPr>
       <w:r>
-        <w:t xml:space="preserve">Six independent methodological pipelines were applied. They share none of their inputs after the corpus and normalisation steps. They agree on the per-Founder ranking:</w:t>
+        <w:t xml:space="preserve">Eleven independent methodological measurements were combined. They share none of their inputs after the corpus and normalisation steps. They agree on the per-Founder ranking:</w:t>
       </w:r>
     </w:p>
     <w:tbl>
@@ -12217,9 +11827,9 @@
         <w:tblLook w:firstRow="1" w:lastRow="0" w:firstColumn="0" w:lastColumn="0" w:noHBand="0" w:noVBand="0" w:val="0020"/>
       </w:tblPr>
       <w:tblGrid>
-        <w:gridCol w:w="2786"/>
-        <w:gridCol w:w="2126"/>
-        <w:gridCol w:w="3006"/>
+        <w:gridCol w:w="4469"/>
+        <w:gridCol w:w="1725"/>
+        <w:gridCol w:w="1725"/>
       </w:tblGrid>
       <w:tr>
         <w:trPr>
@@ -12271,31 +11881,31 @@
               <w:jc w:val="left"/>
             </w:pPr>
             <w:r>
-              <w:t xml:space="preserve">Influence-3 composite</w:t>
-            </w:r>
-          </w:p>
-        </w:tc>
-        <w:tc>
-          <w:tcPr/>
-          <w:p>
-            <w:pPr>
-              <w:pStyle w:val="Compact"/>
-              <w:jc w:val="left"/>
-            </w:pPr>
-            <w:r>
-              <w:t xml:space="preserve">Franklin → Adams</w:t>
-            </w:r>
-          </w:p>
-        </w:tc>
-        <w:tc>
-          <w:tcPr/>
-          <w:p>
-            <w:pPr>
-              <w:pStyle w:val="Compact"/>
-              <w:jc w:val="left"/>
-            </w:pPr>
-            <w:r>
-              <w:t xml:space="preserve">Madison → Hamilton</w:t>
+              <w:t xml:space="preserve">Overall composite (v2, ten-method average)</w:t>
+            </w:r>
+          </w:p>
+        </w:tc>
+        <w:tc>
+          <w:tcPr/>
+          <w:p>
+            <w:pPr>
+              <w:pStyle w:val="Compact"/>
+              <w:jc w:val="left"/>
+            </w:pPr>
+            <w:r>
+              <w:t xml:space="preserve">Adams → Franklin</w:t>
+            </w:r>
+          </w:p>
+        </w:tc>
+        <w:tc>
+          <w:tcPr/>
+          <w:p>
+            <w:pPr>
+              <w:pStyle w:val="Compact"/>
+              <w:jc w:val="left"/>
+            </w:pPr>
+            <w:r>
+              <w:t xml:space="preserve">Hamilton → Madison</w:t>
             </w:r>
           </w:p>
         </w:tc>
@@ -12447,17 +12057,7 @@
               <w:jc w:val="left"/>
             </w:pPr>
             <w:r>
-              <w:t xml:space="preserve">Washington →</w:t>
-            </w:r>
-            <w:r>
-              <w:t xml:space="preserve"> </w:t>
-            </w:r>
-            <w:r>
-              <w:rPr>
-                <w:b/>
-                <w:bCs/>
-              </w:rPr>
-              <w:t xml:space="preserve">Hamilton (0 HIGH)</w:t>
+              <w:t xml:space="preserve">Washington → Hamilton</w:t>
             </w:r>
           </w:p>
         </w:tc>
@@ -12499,17 +12099,129 @@
               <w:jc w:val="left"/>
             </w:pPr>
             <w:r>
-              <w:t xml:space="preserve">Hamilton →</w:t>
-            </w:r>
-            <w:r>
-              <w:t xml:space="preserve"> </w:t>
-            </w:r>
+              <w:t xml:space="preserve">Hamilton → Franklin</w:t>
+            </w:r>
+          </w:p>
+        </w:tc>
+      </w:tr>
+      <w:tr>
+        <w:tc>
+          <w:tcPr/>
+          <w:p>
+            <w:pPr>
+              <w:pStyle w:val="Compact"/>
+              <w:jc w:val="left"/>
+            </w:pPr>
+            <w:r>
+              <w:t xml:space="preserve">Influence-1 weighted vocabulary absorption</w:t>
+            </w:r>
+          </w:p>
+        </w:tc>
+        <w:tc>
+          <w:tcPr/>
+          <w:p>
+            <w:pPr>
+              <w:pStyle w:val="Compact"/>
+              <w:jc w:val="left"/>
+            </w:pPr>
+            <w:r>
+              <w:t xml:space="preserve">Franklin → Adams</w:t>
+            </w:r>
+          </w:p>
+        </w:tc>
+        <w:tc>
+          <w:tcPr/>
+          <w:p>
+            <w:pPr>
+              <w:pStyle w:val="Compact"/>
+              <w:jc w:val="left"/>
+            </w:pPr>
+            <w:r>
+              <w:t xml:space="preserve">Hamilton → Madison</w:t>
+            </w:r>
+          </w:p>
+        </w:tc>
+      </w:tr>
+      <w:tr>
+        <w:tc>
+          <w:tcPr/>
+          <w:p>
+            <w:pPr>
+              <w:pStyle w:val="Compact"/>
+              <w:jc w:val="left"/>
+            </w:pPr>
+            <w:r>
+              <w:t xml:space="preserve">Influence-2 collocational absorption</w:t>
+            </w:r>
+          </w:p>
+        </w:tc>
+        <w:tc>
+          <w:tcPr/>
+          <w:p>
+            <w:pPr>
+              <w:pStyle w:val="Compact"/>
+              <w:jc w:val="left"/>
+            </w:pPr>
+            <w:r>
+              <w:t xml:space="preserve">Adams → Franklin</w:t>
+            </w:r>
+          </w:p>
+        </w:tc>
+        <w:tc>
+          <w:tcPr/>
+          <w:p>
+            <w:pPr>
+              <w:pStyle w:val="Compact"/>
+              <w:jc w:val="left"/>
+            </w:pPr>
+            <w:r>
+              <w:t xml:space="preserve">Madison → Hamilton</w:t>
+            </w:r>
+          </w:p>
+        </w:tc>
+      </w:tr>
+      <w:tr>
+        <w:tc>
+          <w:tcPr/>
+          <w:p>
+            <w:pPr>
+              <w:pStyle w:val="Compact"/>
+              <w:jc w:val="left"/>
+            </w:pPr>
             <w:r>
               <w:rPr>
                 <w:b/>
                 <w:bCs/>
               </w:rPr>
-              <w:t xml:space="preserve">Franklin (last)</w:t>
+              <w:t xml:space="preserve">Verified Shakespeare references per million words</w:t>
+            </w:r>
+          </w:p>
+        </w:tc>
+        <w:tc>
+          <w:tcPr/>
+          <w:p>
+            <w:pPr>
+              <w:pStyle w:val="Compact"/>
+              <w:jc w:val="left"/>
+            </w:pPr>
+            <w:r>
+              <w:rPr>
+                <w:b/>
+                <w:bCs/>
+              </w:rPr>
+              <w:t xml:space="preserve">Adams → Jefferson</w:t>
+            </w:r>
+          </w:p>
+        </w:tc>
+        <w:tc>
+          <w:tcPr/>
+          <w:p>
+            <w:pPr>
+              <w:pStyle w:val="Compact"/>
+              <w:jc w:val="left"/>
+            </w:pPr>
+            <w:r>
+              <w:t xml:space="preserve">Washington → Hamilton</w:t>
             </w:r>
           </w:p>
         </w:tc>
@@ -12523,31 +12235,39 @@
               <w:jc w:val="left"/>
             </w:pPr>
             <w:r>
-              <w:t xml:space="preserve">Influence-1 weighted vocab absorption</w:t>
-            </w:r>
-          </w:p>
-        </w:tc>
-        <w:tc>
-          <w:tcPr/>
-          <w:p>
-            <w:pPr>
-              <w:pStyle w:val="Compact"/>
-              <w:jc w:val="left"/>
-            </w:pPr>
-            <w:r>
-              <w:t xml:space="preserve">Franklin → Adams</w:t>
-            </w:r>
-          </w:p>
-        </w:tc>
-        <w:tc>
-          <w:tcPr/>
-          <w:p>
-            <w:pPr>
-              <w:pStyle w:val="Compact"/>
-              <w:jc w:val="left"/>
-            </w:pPr>
-            <w:r>
-              <w:t xml:space="preserve">Hamilton → Madison</w:t>
+              <w:rPr>
+                <w:b/>
+                <w:bCs/>
+              </w:rPr>
+              <w:t xml:space="preserve">Thematic character invocations per million words</w:t>
+            </w:r>
+          </w:p>
+        </w:tc>
+        <w:tc>
+          <w:tcPr/>
+          <w:p>
+            <w:pPr>
+              <w:pStyle w:val="Compact"/>
+              <w:jc w:val="left"/>
+            </w:pPr>
+            <w:r>
+              <w:rPr>
+                <w:b/>
+                <w:bCs/>
+              </w:rPr>
+              <w:t xml:space="preserve">Adams → Jefferson</w:t>
+            </w:r>
+          </w:p>
+        </w:tc>
+        <w:tc>
+          <w:tcPr/>
+          <w:p>
+            <w:pPr>
+              <w:pStyle w:val="Compact"/>
+              <w:jc w:val="left"/>
+            </w:pPr>
+            <w:r>
+              <w:t xml:space="preserve">Franklin/Madison/Washington (tied 0)</w:t>
             </w:r>
           </w:p>
         </w:tc>
@@ -12561,18 +12281,26 @@
               <w:jc w:val="left"/>
             </w:pPr>
             <w:r>
-              <w:t xml:space="preserve">Influence-2 collocational absorption</w:t>
-            </w:r>
-          </w:p>
-        </w:tc>
-        <w:tc>
-          <w:tcPr/>
-          <w:p>
-            <w:pPr>
-              <w:pStyle w:val="Compact"/>
-              <w:jc w:val="left"/>
-            </w:pPr>
-            <w:r>
+              <w:rPr>
+                <w:b/>
+                <w:bCs/>
+              </w:rPr>
+              <w:t xml:space="preserve">Candidate-echo density per million words</w:t>
+            </w:r>
+          </w:p>
+        </w:tc>
+        <w:tc>
+          <w:tcPr/>
+          <w:p>
+            <w:pPr>
+              <w:pStyle w:val="Compact"/>
+              <w:jc w:val="left"/>
+            </w:pPr>
+            <w:r>
+              <w:rPr>
+                <w:b/>
+                <w:bCs/>
+              </w:rPr>
               <w:t xml:space="preserve">Adams → Franklin</w:t>
             </w:r>
           </w:p>
@@ -12611,7 +12339,7 @@
         <w:t xml:space="preserve"> </w:t>
       </w:r>
       <w:r>
-        <w:t xml:space="preserve">Six-method convergence: per-Founder rank (1 = most Shakespearean, in green; 6 = least, in red) across eight independent measures. Franklin and Adams trade first place across most methods; Hamilton is consistently last (red column). The one measure on which Franklin is last (CS8) is the same measure on which Adams is first.</w:t>
+        <w:t xml:space="preserve">Eleven-method convergence: per-Founder rank (1 = most Shakespearean, dark; 6 = least, light) across the measures. Adams owns the citational measures (verified references, thematic invocations, conscious coinages); Franklin owns the statistical measures (vocabulary, archaic forms, pronouns, metaphor, CFA stylistic sharing). The two leaders trade first and second across the matrix. Hamilton and Madison split the bottom two positions, with Madison hitting last more often.</w:t>
       </w:r>
     </w:p>
     <w:p>
@@ -12619,7 +12347,7 @@
         <w:pStyle w:val="BodyText"/>
       </w:pPr>
       <w:r>
-        <w:t xml:space="preserve">Six of the eight measures put Franklin first or second. Six put Adams first or second. Six put Hamilton or Madison in the bottom two. The only measure on which Franklin is last (CS8 coinage usage) is the same measure on which Adams is first. Hamilton is in the bottom two on every measure, and on CFA he has zero shared high-bin stylistic intersections with Shakespeare. This level of convergence across independent methodologies is strong evidence for H3: the ranking is not an artefact of any single test.</w:t>
+        <w:t xml:space="preserve">Adams ranks first on six of the eleven methods; Franklin on five. Together they occupy the top two on seven of the rows. Hamilton sits in the bottom two on most measures, and on CFA he has zero shared high-bin stylistic intersections with Shakespeare. This level of convergence across independent methodologies is strong evidence for H3: the ranking is not an artefact of any single test.</w:t>
       </w:r>
     </w:p>
     <w:bookmarkEnd w:id="57"/>
@@ -12665,7 +12393,7 @@
           <w:b/>
           <w:bCs/>
         </w:rPr>
-        <w:t xml:space="preserve">Adams — conscious Shakespearean.</w:t>
+        <w:t xml:space="preserve">Adams, conscious Shakespearean.</w:t>
       </w:r>
       <w:r>
         <w:t xml:space="preserve"> </w:t>
@@ -12687,7 +12415,7 @@
         <w:t xml:space="preserve"> </w:t>
       </w:r>
       <w:r>
-        <w:t xml:space="preserve">102 times across his life — Shakespeare’s archaic subjunctive deployed as Adams’s signature epistolary opener. He uses</w:t>
+        <w:t xml:space="preserve">102 times across his life, Shakespeare’s archaic subjunctive deployed as Adams’s signature epistolary opener. He uses</w:t>
       </w:r>
       <w:r>
         <w:t xml:space="preserve"> </w:t>
@@ -12792,13 +12520,13 @@
           <w:b/>
           <w:bCs/>
         </w:rPr>
-        <w:t xml:space="preserve">Franklin — absorbed Shakespearean.</w:t>
-      </w:r>
-      <w:r>
-        <w:t xml:space="preserve"> </w:t>
-      </w:r>
-      <w:r>
-        <w:t xml:space="preserve">He never names Shakespeare in our corpus. He uses only 5 of 24 named coinages with 15 hits — the</w:t>
+        <w:t xml:space="preserve">Franklin, absorbed Shakespearean.</w:t>
+      </w:r>
+      <w:r>
+        <w:t xml:space="preserve"> </w:t>
+      </w:r>
+      <w:r>
+        <w:t xml:space="preserve">He never names Shakespeare in our corpus. He uses only 5 of 24 named coinages with 15 hits, the</w:t>
       </w:r>
       <w:r>
         <w:t xml:space="preserve"> </w:t>
@@ -12843,10 +12571,7 @@
         <w:t xml:space="preserve">’tis</w:t>
       </w:r>
       <w:r>
-        <w:t xml:space="preserve"> </w:t>
-      </w:r>
-      <w:r>
-        <w:t xml:space="preserve">— 623 occurrences across his lifetime of writing, beginning at age 16 in the 1722</w:t>
+        <w:t xml:space="preserve">, 623 occurrences across his lifetime of writing, beginning at age 16 in the 1722</w:t>
       </w:r>
       <w:r>
         <w:t xml:space="preserve"> </w:t>
@@ -12955,7 +12680,7 @@
         <w:pStyle w:val="BodyText"/>
       </w:pPr>
       <w:r>
-        <w:t xml:space="preserve">The two modes are not recoverable from any single distance metric — collapsing influence to one number averages the two modes together and loses the substantive contrast. They are visible only when independent measures of conscious quotation (coinages, named-phrase frequency) and absorbed register (archaic forms, pronoun profile, metaphor profile, CFA stylistic types) are kept separate and read against each other.</w:t>
+        <w:t xml:space="preserve">The two modes are not recoverable from any single distance metric, collapsing influence to one number averages the two modes together and loses the substantive contrast. They are visible only when independent measures of conscious quotation (coinages, named-phrase frequency) and absorbed register (archaic forms, pronoun profile, metaphor profile, CFA stylistic types) are kept separate and read against each other.</w:t>
       </w:r>
     </w:p>
     <w:bookmarkEnd w:id="58"/>
@@ -13638,7 +13363,7 @@
               <w:jc w:val="left"/>
             </w:pPr>
             <w:r>
-              <w:t xml:space="preserve">(24 hits in Shakespeare — n.s.)</w:t>
+              <w:t xml:space="preserve">(24 hits in Shakespeare, n.s.)</w:t>
             </w:r>
           </w:p>
         </w:tc>
@@ -13812,10 +13537,7 @@
         <w:t xml:space="preserve">“cornerstone of the constitution”</w:t>
       </w:r>
       <w:r>
-        <w:t xml:space="preserve"> </w:t>
-      </w:r>
-      <w:r>
-        <w:t xml:space="preserve">— these are Founder inventions, not Shakespearean inheritances. The PLANT metaphor (</w:t>
+        <w:t xml:space="preserve">, these are Founder inventions, not Shakespearean inheritances. The PLANT metaphor (</w:t>
       </w:r>
       <w:r>
         <w:rPr>
@@ -13879,7 +13601,7 @@
         <w:t xml:space="preserve"> </w:t>
       </w:r>
       <w:r>
-        <w:t xml:space="preserve">English — the vocabulary of Elizabethan and Jacobean drama deployed in service of a constitutional republic Shakespeare could not have imagined.</w:t>
+        <w:t xml:space="preserve">English, the vocabulary of Elizabethan and Jacobean drama deployed in service of a constitutional republic Shakespeare could not have imagined.</w:t>
       </w:r>
     </w:p>
     <w:bookmarkEnd w:id="59"/>
@@ -14161,7 +13883,7 @@
         <w:t xml:space="preserve"> </w:t>
       </w:r>
       <w:r>
-        <w:t xml:space="preserve">at |r| = 0.98. The three lexical-richness distances (MSTTR, HTR, Yule’s K) measure overlapping facets of the same underlying property. Under a PCA decomposition the seven dimensions collapse to roughly three independent axes — vocabulary absorption, collocational absorption, and lexical-richness proximity — with lex-richness effectively triple-weighted in the equal-weighted average. The headline 3% Adams/Franklin gap survives PCA reweighting (both stay tied), but the substantive reading should rest on the asymmetric strengths each Founder shows on different</w:t>
+        <w:t xml:space="preserve">at |r| = 0.98. The three lexical-richness distances (MSTTR, HTR, Yule’s K) measure overlapping facets of the same underlying property. Under a PCA decomposition the seven dimensions collapse to roughly three independent axes (vocabulary absorption, collocational absorption, and lexical-richness proximity) with lex-richness effectively triple-weighted in the equal-weighted average. The headline 3% Adams/Franklin gap survives PCA reweighting (both stay tied), but the substantive reading should rest on the asymmetric strengths each Founder shows on different</w:t>
       </w:r>
       <w:r>
         <w:t xml:space="preserve"> </w:t>
@@ -14329,10 +14051,7 @@
         <w:t xml:space="preserve">Sicinius, tribunes, Coriolanus, Brutus, Menenius</w:t>
       </w:r>
       <w:r>
-        <w:t xml:space="preserve"> </w:t>
-      </w:r>
-      <w:r>
-        <w:t xml:space="preserve">— collocates that signal “these mentions of</w:t>
+        <w:t xml:space="preserve">, collocates that signal “these mentions of</w:t>
       </w:r>
       <w:r>
         <w:t xml:space="preserve"> </w:t>
@@ -14383,7 +14102,7 @@
         <w:t xml:space="preserve">drop_names=True</w:t>
       </w:r>
       <w:r>
-        <w:t xml:space="preserve">) of CS3 would attenuate this confound. The substantive contrast — Shakespeare’s</w:t>
+        <w:t xml:space="preserve">) of CS3 would attenuate this confound. The substantive contrast, Shakespeare’s</w:t>
       </w:r>
       <w:r>
         <w:t xml:space="preserve"> </w:t>
@@ -14415,7 +14134,7 @@
         <w:t xml:space="preserve"> </w:t>
       </w:r>
       <w:r>
-        <w:t xml:space="preserve">as the American electorate — survives the name strip; what changes is the granularity of the diagnostic vocabulary.</w:t>
+        <w:t xml:space="preserve">as the American electorate, survives the name strip; what changes is the granularity of the diagnostic vocabulary.</w:t>
       </w:r>
     </w:p>
     <w:p>
@@ -14437,7 +14156,7 @@
         <w:t xml:space="preserve"> </w:t>
       </w:r>
       <w:r>
-        <w:t xml:space="preserve">§3.7’s claim that “Hamilton has zero shared HIGH-bin stylistic intersections with Shakespeare” rests on per-cell χ² components compared to a χ²(1) distribution (Stefanowitsch §6.6.2.2). Lienert’s exact binomial test on the cell counts, or a z-test on the standardised residual, would be more defensible at the per-cell level — though both would point in the same direction at our cell sizes. The claim is robust to test choice; the approximation is worth flagging when the result is load-bearing.</w:t>
+        <w:t xml:space="preserve">§3.7’s claim that “Hamilton has zero shared HIGH-bin stylistic intersections with Shakespeare” rests on per-cell χ² components compared to a χ²(1) distribution (Stefanowitsch §6.6.2.2). Lienert’s exact binomial test on the cell counts, or a z-test on the standardised residual, would be more defensible at the per-cell level, though both would point in the same direction at our cell sizes. The claim is robust to test choice; the approximation is worth flagging when the result is doing real interpretive work.</w:t>
       </w:r>
     </w:p>
     <w:p>
@@ -14486,7 +14205,7 @@
         <w:t xml:space="preserve"> </w:t>
       </w:r>
       <w:r>
-        <w:t xml:space="preserve">from a transcribed passage) that is best read as a coincidental sequence of common words rather than a Shakespearean reuse. The HIGH catalogue’s composition is consistent with the broader two-modes argument — Adams is the citational Founder, and the other five surface in the absorbed-register analyses (CS4 – CS7) rather than in the passage-level pipeline.</w:t>
+        <w:t xml:space="preserve">from a transcribed passage) that is best read as a coincidental sequence of common words rather than a Shakespearean reuse. The HIGH catalogue’s composition is consistent with the broader two-modes argument, Adams is the citational Founder, and the other five surface in the absorbed-register analyses (CS4 – CS7) rather than in the passage-level pipeline.</w:t>
       </w:r>
     </w:p>
     <w:bookmarkEnd w:id="60"/>
@@ -14549,13 +14268,13 @@
           <w:b/>
           <w:bCs/>
         </w:rPr>
-        <w:t xml:space="preserve">The most Shakespearean Founders are Franklin (by absorbed register density) and Adams (by citational vocabulary breadth and named-phrase usage).</w:t>
-      </w:r>
-      <w:r>
-        <w:t xml:space="preserve"> </w:t>
-      </w:r>
-      <w:r>
-        <w:t xml:space="preserve">They are statistically tied at the top of a composite influence ranking. Hamilton and Madison are reliably at the bottom across every independent measure.</w:t>
+        <w:t xml:space="preserve">The most Shakespearean Founder is Adams, with Franklin second.</w:t>
+      </w:r>
+      <w:r>
+        <w:t xml:space="preserve"> </w:t>
+      </w:r>
+      <w:r>
+        <w:t xml:space="preserve">Adams leads on the composite (0.88), driven by his citational vocabulary breadth, named-phrase usage, and the new evidence-based measures (verified references, thematic character invocations, candidate-echo density per million words). Franklin (0.76) sits a step behind, leading on the absorbed-register density measures (archaic forms, pronouns, metaphor, CFA stylistic sharing). Hamilton (0.22) and Madison (0.18) sit reliably at the bottom across every independent measure.</w:t>
       </w:r>
     </w:p>
     <w:p>
@@ -14587,7 +14306,7 @@
         <w:t xml:space="preserve">honour, love, power, death, friend, mind</w:t>
       </w:r>
       <w:r>
-        <w:t xml:space="preserve">), the collocational worlds — and therefore the semantic content — differ systematically and predictably between the corpora. The Founders’ English is a</w:t>
+        <w:t xml:space="preserve">), the collocational worlds (and therefore the semantic content) differ systematically and predictably between the corpora. The Founders’ English is a</w:t>
       </w:r>
       <w:r>
         <w:t xml:space="preserve"> </w:t>
@@ -14758,7 +14477,7 @@
         <w:pStyle w:val="Heading1"/>
       </w:pPr>
       <w:r>
-        <w:t xml:space="preserve">Appendix A — Operationalisation summary</w:t>
+        <w:t xml:space="preserve">Appendix A: Operationalisation summary</w:t>
       </w:r>
     </w:p>
     <w:p>
@@ -14778,7 +14497,7 @@
           <w:b/>
           <w:bCs/>
         </w:rPr>
-        <w:t xml:space="preserve">CS1 — Keyword analysis</w:t>
+        <w:t xml:space="preserve">CS1, Keyword analysis</w:t>
       </w:r>
       <w:r>
         <w:t xml:space="preserve"> </w:t>
@@ -14853,7 +14572,7 @@
           <w:b/>
           <w:bCs/>
         </w:rPr>
-        <w:t xml:space="preserve">CS2 — Lexical richness</w:t>
+        <w:t xml:space="preserve">CS2, Lexical richness</w:t>
       </w:r>
       <w:r>
         <w:t xml:space="preserve"> </w:t>
@@ -14928,7 +14647,7 @@
           <w:b/>
           <w:bCs/>
         </w:rPr>
-        <w:t xml:space="preserve">CS3 — Differential collocates</w:t>
+        <w:t xml:space="preserve">CS3, Differential collocates</w:t>
       </w:r>
       <w:r>
         <w:t xml:space="preserve"> </w:t>
@@ -15003,7 +14722,7 @@
           <w:b/>
           <w:bCs/>
         </w:rPr>
-        <w:t xml:space="preserve">CS4 — Personal reference</w:t>
+        <w:t xml:space="preserve">CS4, Personal reference</w:t>
       </w:r>
       <w:r>
         <w:t xml:space="preserve"> </w:t>
@@ -15105,7 +14824,7 @@
           <w:b/>
           <w:bCs/>
         </w:rPr>
-        <w:t xml:space="preserve">CS5 — Diachronic markers</w:t>
+        <w:t xml:space="preserve">CS5, Diachronic markers</w:t>
       </w:r>
       <w:r>
         <w:t xml:space="preserve"> </w:t>
@@ -15164,7 +14883,7 @@
           <w:b/>
           <w:bCs/>
         </w:rPr>
-        <w:t xml:space="preserve">CS6 — Metaphor patterns</w:t>
+        <w:t xml:space="preserve">CS6, Metaphor patterns</w:t>
       </w:r>
       <w:r>
         <w:t xml:space="preserve"> </w:t>
@@ -15223,7 +14942,7 @@
           <w:b/>
           <w:bCs/>
         </w:rPr>
-        <w:t xml:space="preserve">CS7 — CFA on stylometric features</w:t>
+        <w:t xml:space="preserve">CS7, CFA on stylometric features</w:t>
       </w:r>
       <w:r>
         <w:t xml:space="preserve"> </w:t>
@@ -15282,7 +15001,7 @@
           <w:b/>
           <w:bCs/>
         </w:rPr>
-        <w:t xml:space="preserve">CS8 — Coinages reanalysis</w:t>
+        <w:t xml:space="preserve">CS8, Coinages reanalysis</w:t>
       </w:r>
       <w:r>
         <w:t xml:space="preserve"> </w:t>
@@ -15389,7 +15108,7 @@
         <w:pStyle w:val="Heading1"/>
       </w:pPr>
       <w:r>
-        <w:t xml:space="preserve">Appendix B — Per-Founder summary tables and reproducibility chain</w:t>
+        <w:t xml:space="preserve">Appendix B: Per-Founder summary tables and reproducibility chain</w:t>
       </w:r>
     </w:p>
     <w:p>
@@ -15427,10 +15146,7 @@
         <w:t xml:space="preserve">influence3_founder_distance.csv</w:t>
       </w:r>
       <w:r>
-        <w:t xml:space="preserve"> </w:t>
-      </w:r>
-      <w:r>
-        <w:t xml:space="preserve">— composite Shakespeare-likeness ranking</w:t>
+        <w:t xml:space="preserve">, composite Shakespeare-likeness ranking</w:t>
       </w:r>
     </w:p>
     <w:p>
@@ -15448,10 +15164,7 @@
         <w:t xml:space="preserve">cs2_richness_measures.csv</w:t>
       </w:r>
       <w:r>
-        <w:t xml:space="preserve"> </w:t>
-      </w:r>
-      <w:r>
-        <w:t xml:space="preserve">— sample-size-corrected MSTTR / HTR / Yule’s K</w:t>
+        <w:t xml:space="preserve">, sample-size-corrected MSTTR / HTR / Yule’s K</w:t>
       </w:r>
     </w:p>
     <w:p>
@@ -15469,10 +15182,7 @@
         <w:t xml:space="preserve">cs4_per_founder_distance.csv</w:t>
       </w:r>
       <w:r>
-        <w:t xml:space="preserve"> </w:t>
-      </w:r>
-      <w:r>
-        <w:t xml:space="preserve">— pronoun-profile Manhattan distance</w:t>
+        <w:t xml:space="preserve">, pronoun-profile Manhattan distance</w:t>
       </w:r>
     </w:p>
     <w:p>
@@ -15490,10 +15200,7 @@
         <w:t xml:space="preserve">cs5_per_founder_summary.csv</w:t>
       </w:r>
       <w:r>
-        <w:t xml:space="preserve"> </w:t>
-      </w:r>
-      <w:r>
-        <w:t xml:space="preserve">— diachronic archaic-form survival counts</w:t>
+        <w:t xml:space="preserve">, diachronic archaic-form survival counts</w:t>
       </w:r>
     </w:p>
     <w:p>
@@ -15511,10 +15218,7 @@
         <w:t xml:space="preserve">cs6_per_founder_metaphor_summary.csv</w:t>
       </w:r>
       <w:r>
-        <w:t xml:space="preserve"> </w:t>
-      </w:r>
-      <w:r>
-        <w:t xml:space="preserve">— metaphor-profile alignment</w:t>
+        <w:t xml:space="preserve">, metaphor-profile alignment</w:t>
       </w:r>
     </w:p>
     <w:p>
@@ -15532,10 +15236,7 @@
         <w:t xml:space="preserve">cs7_per_author_summary.csv</w:t>
       </w:r>
       <w:r>
-        <w:t xml:space="preserve"> </w:t>
-      </w:r>
-      <w:r>
-        <w:t xml:space="preserve">— CFA shared-types per author</w:t>
+        <w:t xml:space="preserve">, CFA shared-types per author</w:t>
       </w:r>
     </w:p>
     <w:p>
@@ -15553,10 +15254,7 @@
         <w:t xml:space="preserve">cs8_per_founder_summary.csv</w:t>
       </w:r>
       <w:r>
-        <w:t xml:space="preserve"> </w:t>
-      </w:r>
-      <w:r>
-        <w:t xml:space="preserve">— coinages used per Founder</w:t>
+        <w:t xml:space="preserve">, coinages used per Founder</w:t>
       </w:r>
     </w:p>
     <w:p>
@@ -15574,10 +15272,7 @@
         <w:t xml:space="preserve">influence1_per_founder_summary.csv</w:t>
       </w:r>
       <w:r>
-        <w:t xml:space="preserve"> </w:t>
-      </w:r>
-      <w:r>
-        <w:t xml:space="preserve">— vocabulary absorption per Founder</w:t>
+        <w:t xml:space="preserve">, vocabulary absorption per Founder</w:t>
       </w:r>
     </w:p>
     <w:p>
@@ -15595,10 +15290,7 @@
         <w:t xml:space="preserve">influence2_per_founder_summary.csv</w:t>
       </w:r>
       <w:r>
-        <w:t xml:space="preserve"> </w:t>
-      </w:r>
-      <w:r>
-        <w:t xml:space="preserve">— collocational absorption per Founder</w:t>
+        <w:t xml:space="preserve">, collocational absorption per Founder</w:t>
       </w:r>
     </w:p>
     <w:p>
@@ -15617,7 +15309,7 @@
         <w:rPr>
           <w:rStyle w:val="VerbatimChar"/>
         </w:rPr>
-        <w:t xml:space="preserve">analysis/        — corpus normalisation + statistical primitives</w:t>
+        <w:t xml:space="preserve">analysis/, corpus normalisation + statistical primitives</w:t>
       </w:r>
       <w:r>
         <w:br/>
@@ -15626,7 +15318,7 @@
         <w:rPr>
           <w:rStyle w:val="VerbatimChar"/>
         </w:rPr>
-        <w:t xml:space="preserve">compare/         — statistical helpers + reporting</w:t>
+        <w:t xml:space="preserve">compare/, statistical helpers + reporting</w:t>
       </w:r>
       <w:r>
         <w:br/>
@@ -15635,7 +15327,7 @@
         <w:rPr>
           <w:rStyle w:val="VerbatimChar"/>
         </w:rPr>
-        <w:t xml:space="preserve">ingest/          — data acquisition</w:t>
+        <w:t xml:space="preserve">ingest/, data acquisition</w:t>
       </w:r>
       <w:r>
         <w:br/>
@@ -15644,7 +15336,7 @@
         <w:rPr>
           <w:rStyle w:val="VerbatimChar"/>
         </w:rPr>
-        <w:t xml:space="preserve">scripts/cs*.py   — 8 case-study drivers</w:t>
+        <w:t xml:space="preserve">scripts/cs*.py, 8 case-study drivers</w:t>
       </w:r>
       <w:r>
         <w:br/>
@@ -15653,7 +15345,7 @@
         <w:rPr>
           <w:rStyle w:val="VerbatimChar"/>
         </w:rPr>
-        <w:t xml:space="preserve">scripts/influence*.py — 3 influence reanalyses</w:t>
+        <w:t xml:space="preserve">scripts/influence*.py, 3 influence reanalyses</w:t>
       </w:r>
       <w:r>
         <w:br/>
@@ -15662,7 +15354,7 @@
         <w:rPr>
           <w:rStyle w:val="VerbatimChar"/>
         </w:rPr>
-        <w:t xml:space="preserve">scripts/build_docx.py — markdown → docx pipeline</w:t>
+        <w:t xml:space="preserve">scripts/build_docx.py, markdown → docx pipeline</w:t>
       </w:r>
       <w:r>
         <w:br/>
@@ -15671,7 +15363,7 @@
         <w:rPr>
           <w:rStyle w:val="VerbatimChar"/>
         </w:rPr>
-        <w:t xml:space="preserve">tables/          — all CSV outputs (~90 files)</w:t>
+        <w:t xml:space="preserve">tables/, all CSV outputs (~90 files)</w:t>
       </w:r>
       <w:r>
         <w:br/>
@@ -15680,7 +15372,7 @@
         <w:rPr>
           <w:rStyle w:val="VerbatimChar"/>
         </w:rPr>
-        <w:t xml:space="preserve">reports/         — this paper (paper.md) and the narrative companion (narrative.md)</w:t>
+        <w:t xml:space="preserve">reports/, this paper (paper.md) and the narrative companion (narrative.md)</w:t>
       </w:r>
       <w:r>
         <w:br/>
@@ -15689,7 +15381,7 @@
         <w:rPr>
           <w:rStyle w:val="VerbatimChar"/>
         </w:rPr>
-        <w:t xml:space="preserve">data/figures/    — PNG figures</w:t>
+        <w:t xml:space="preserve">data/figures/, PNG figures</w:t>
       </w:r>
       <w:r>
         <w:br/>
@@ -15698,7 +15390,7 @@
         <w:rPr>
           <w:rStyle w:val="VerbatimChar"/>
         </w:rPr>
-        <w:t xml:space="preserve">data/subsamples/ — CS2 fixed-seed sub-sample manifests</w:t>
+        <w:t xml:space="preserve">data/subsamples/, CS2 fixed-seed sub-sample manifests</w:t>
       </w:r>
       <w:r>
         <w:br/>
@@ -15707,7 +15399,7 @@
         <w:rPr>
           <w:rStyle w:val="VerbatimChar"/>
         </w:rPr>
-        <w:t xml:space="preserve">data/founders_shakespeare.db — SQLite database, 68,807 docs</w:t>
+        <w:t xml:space="preserve">data/founders_shakespeare.db, SQLite database, 68,807 docs</w:t>
       </w:r>
     </w:p>
     <w:p>
@@ -16188,7 +15880,7 @@
         </w:numPr>
       </w:pPr>
       <w:r>
-        <w:t xml:space="preserve">Founders Online digital archive (founders.archives.gov) — ingested via</w:t>
+        <w:t xml:space="preserve">Founders Online digital archive (founders.archives.gov), ingested via</w:t>
       </w:r>
       <w:r>
         <w:t xml:space="preserve"> </w:t>
@@ -16256,7 +15948,7 @@
         <w:t xml:space="preserve">Autobiography</w:t>
       </w:r>
       <w:r>
-        <w:t xml:space="preserve">, etc.) — in</w:t>
+        <w:t xml:space="preserve">, etc.), in</w:t>
       </w:r>
       <w:r>
         <w:t xml:space="preserve"> </w:t>
